--- a/АИС_РЕФ_ПРО_436Б_Махиянов.docx
+++ b/АИС_РЕФ_ПРО_436Б_Махиянов.docx
@@ -450,62 +450,16 @@
         <w:p>
           <w:pPr>
             <w:rPr>
+              <w:sz w:val="32"/>
+              <w:szCs w:val="28"/>
               <w:lang w:eastAsia="en-US"/>
             </w:rPr>
           </w:pPr>
         </w:p>
         <w:p>
           <w:pPr>
-            <w:rPr>
-              <w:rFonts w:eastAsiaTheme="minorEastAsia"/>
-              <w:noProof/>
-              <w:kern w:val="2"/>
-              <w:szCs w:val="28"/>
-              <w14:ligatures w14:val="standardContextual"/>
-            </w:rPr>
-          </w:pPr>
-          <w:r>
-            <w:rPr>
-              <w:b/>
-              <w:bCs/>
-              <w:i/>
-              <w:iCs/>
-              <w:szCs w:val="28"/>
-            </w:rPr>
-            <w:fldChar w:fldCharType="begin"/>
-          </w:r>
-          <w:r>
-            <w:rPr>
-              <w:szCs w:val="28"/>
-            </w:rPr>
-            <w:instrText xml:space="preserve"> TOC \o "1-3" \h \z \u </w:instrText>
-          </w:r>
-          <w:r>
-            <w:rPr>
-              <w:b/>
-              <w:bCs/>
-              <w:i/>
-              <w:iCs/>
-              <w:szCs w:val="28"/>
-            </w:rPr>
-            <w:fldChar w:fldCharType="separate"/>
-          </w:r>
-          <w:r>
-            <w:rPr>
-              <w:rStyle w:val="ae"/>
-              <w:noProof/>
-              <w:color w:val="auto"/>
-              <w:szCs w:val="28"/>
-              <w:u w:val="none"/>
-            </w:rPr>
-            <w:t>ВВЕДЕНИЕ</w:t>
-          </w:r>
-        </w:p>
-        <w:p>
-          <w:pPr>
             <w:pStyle w:val="11"/>
             <w:tabs>
-              <w:tab w:val="left" w:pos="1120"/>
               <w:tab w:val="right" w:leader="dot" w:pos="9628"/>
             </w:tabs>
             <w:rPr>
@@ -521,7 +475,43 @@
               <w14:ligatures w14:val="standardContextual"/>
             </w:rPr>
           </w:pPr>
-          <w:hyperlink w:anchor="_Toc217778142" w:history="1">
+          <w:r>
+            <w:rPr>
+              <w:rFonts w:ascii="Times New Roman" w:hAnsi="Times New Roman" w:cs="Times New Roman"/>
+              <w:b w:val="0"/>
+              <w:bCs w:val="0"/>
+              <w:i w:val="0"/>
+              <w:iCs w:val="0"/>
+              <w:sz w:val="28"/>
+              <w:szCs w:val="32"/>
+            </w:rPr>
+            <w:fldChar w:fldCharType="begin"/>
+          </w:r>
+          <w:r>
+            <w:rPr>
+              <w:rFonts w:ascii="Times New Roman" w:hAnsi="Times New Roman" w:cs="Times New Roman"/>
+              <w:b w:val="0"/>
+              <w:bCs w:val="0"/>
+              <w:i w:val="0"/>
+              <w:iCs w:val="0"/>
+              <w:sz w:val="28"/>
+              <w:szCs w:val="32"/>
+            </w:rPr>
+            <w:instrText xml:space="preserve"> TOC \o "1-3" \h \z \u </w:instrText>
+          </w:r>
+          <w:r>
+            <w:rPr>
+              <w:rFonts w:ascii="Times New Roman" w:hAnsi="Times New Roman" w:cs="Times New Roman"/>
+              <w:b w:val="0"/>
+              <w:bCs w:val="0"/>
+              <w:i w:val="0"/>
+              <w:iCs w:val="0"/>
+              <w:sz w:val="28"/>
+              <w:szCs w:val="32"/>
+            </w:rPr>
+            <w:fldChar w:fldCharType="separate"/>
+          </w:r>
+          <w:hyperlink w:anchor="_Toc217785139" w:history="1">
             <w:r>
               <w:rPr>
                 <w:rStyle w:val="ae"/>
@@ -531,43 +521,38 @@
                 <w:i w:val="0"/>
                 <w:iCs w:val="0"/>
                 <w:noProof/>
-                <w:color w:val="auto"/>
-                <w:sz w:val="28"/>
-                <w:szCs w:val="28"/>
-                <w:u w:val="none"/>
-              </w:rPr>
-              <w:t>1</w:t>
-            </w:r>
-            <w:r>
-              <w:rPr>
-                <w:rFonts w:ascii="Times New Roman" w:eastAsiaTheme="minorEastAsia" w:hAnsi="Times New Roman" w:cs="Times New Roman"/>
+                <w:sz w:val="28"/>
+                <w:szCs w:val="28"/>
+              </w:rPr>
+              <w:t>ВВЕДЕНИЕ</w:t>
+            </w:r>
+            <w:r>
+              <w:rPr>
+                <w:rFonts w:ascii="Times New Roman" w:hAnsi="Times New Roman" w:cs="Times New Roman"/>
                 <w:b w:val="0"/>
                 <w:bCs w:val="0"/>
                 <w:i w:val="0"/>
                 <w:iCs w:val="0"/>
                 <w:noProof/>
-                <w:kern w:val="2"/>
-                <w:sz w:val="28"/>
-                <w:szCs w:val="28"/>
-                <w14:ligatures w14:val="standardContextual"/>
+                <w:webHidden/>
+                <w:sz w:val="28"/>
+                <w:szCs w:val="28"/>
               </w:rPr>
               <w:tab/>
             </w:r>
             <w:r>
               <w:rPr>
-                <w:rStyle w:val="ae"/>
                 <w:rFonts w:ascii="Times New Roman" w:hAnsi="Times New Roman" w:cs="Times New Roman"/>
                 <w:b w:val="0"/>
                 <w:bCs w:val="0"/>
                 <w:i w:val="0"/>
                 <w:iCs w:val="0"/>
                 <w:noProof/>
-                <w:color w:val="auto"/>
-                <w:sz w:val="28"/>
-                <w:szCs w:val="28"/>
-                <w:u w:val="none"/>
-              </w:rPr>
-              <w:t>Понятие виртуализации и её роль в ИТ-инфраструктуре</w:t>
+                <w:webHidden/>
+                <w:sz w:val="28"/>
+                <w:szCs w:val="28"/>
+              </w:rPr>
+              <w:fldChar w:fldCharType="begin"/>
             </w:r>
             <w:r>
               <w:rPr>
@@ -581,7 +566,7 @@
                 <w:sz w:val="28"/>
                 <w:szCs w:val="28"/>
               </w:rPr>
-              <w:tab/>
+              <w:instrText xml:space="preserve"> PAGEREF _Toc217785139 \h </w:instrText>
             </w:r>
             <w:r>
               <w:rPr>
@@ -595,7 +580,6 @@
                 <w:sz w:val="28"/>
                 <w:szCs w:val="28"/>
               </w:rPr>
-              <w:fldChar w:fldCharType="begin"/>
             </w:r>
             <w:r>
               <w:rPr>
@@ -609,7 +593,7 @@
                 <w:sz w:val="28"/>
                 <w:szCs w:val="28"/>
               </w:rPr>
-              <w:instrText xml:space="preserve"> PAGEREF _Toc217778142 \h </w:instrText>
+              <w:fldChar w:fldCharType="separate"/>
             </w:r>
             <w:r>
               <w:rPr>
@@ -623,34 +607,7 @@
                 <w:sz w:val="28"/>
                 <w:szCs w:val="28"/>
               </w:rPr>
-            </w:r>
-            <w:r>
-              <w:rPr>
-                <w:rFonts w:ascii="Times New Roman" w:hAnsi="Times New Roman" w:cs="Times New Roman"/>
-                <w:b w:val="0"/>
-                <w:bCs w:val="0"/>
-                <w:i w:val="0"/>
-                <w:iCs w:val="0"/>
-                <w:noProof/>
-                <w:webHidden/>
-                <w:sz w:val="28"/>
-                <w:szCs w:val="28"/>
-              </w:rPr>
-              <w:fldChar w:fldCharType="separate"/>
-            </w:r>
-            <w:r>
-              <w:rPr>
-                <w:rFonts w:ascii="Times New Roman" w:hAnsi="Times New Roman" w:cs="Times New Roman"/>
-                <w:b w:val="0"/>
-                <w:bCs w:val="0"/>
-                <w:i w:val="0"/>
-                <w:iCs w:val="0"/>
-                <w:noProof/>
-                <w:webHidden/>
-                <w:sz w:val="28"/>
-                <w:szCs w:val="28"/>
-              </w:rPr>
-              <w:t>4</w:t>
+              <w:t>3</w:t>
             </w:r>
             <w:r>
               <w:rPr>
@@ -688,7 +645,7 @@
               <w14:ligatures w14:val="standardContextual"/>
             </w:rPr>
           </w:pPr>
-          <w:hyperlink w:anchor="_Toc217778143" w:history="1">
+          <w:hyperlink w:anchor="_Toc217785140" w:history="1">
             <w:r>
               <w:rPr>
                 <w:rStyle w:val="ae"/>
@@ -698,12 +655,10 @@
                 <w:i w:val="0"/>
                 <w:iCs w:val="0"/>
                 <w:noProof/>
-                <w:color w:val="auto"/>
-                <w:sz w:val="28"/>
-                <w:szCs w:val="28"/>
-                <w:u w:val="none"/>
-              </w:rPr>
-              <w:t>2</w:t>
+                <w:sz w:val="28"/>
+                <w:szCs w:val="28"/>
+              </w:rPr>
+              <w:t>1</w:t>
             </w:r>
             <w:r>
               <w:rPr>
@@ -729,12 +684,10 @@
                 <w:i w:val="0"/>
                 <w:iCs w:val="0"/>
                 <w:noProof/>
-                <w:color w:val="auto"/>
-                <w:sz w:val="28"/>
-                <w:szCs w:val="28"/>
-                <w:u w:val="none"/>
-              </w:rPr>
-              <w:t>Классификация систем виртуализации</w:t>
+                <w:sz w:val="28"/>
+                <w:szCs w:val="28"/>
+              </w:rPr>
+              <w:t>Понятие виртуализации и её роль в ИТ-инфраструктуре</w:t>
             </w:r>
             <w:r>
               <w:rPr>
@@ -776,7 +729,7 @@
                 <w:sz w:val="28"/>
                 <w:szCs w:val="28"/>
               </w:rPr>
-              <w:instrText xml:space="preserve"> PAGEREF _Toc217778143 \h </w:instrText>
+              <w:instrText xml:space="preserve"> PAGEREF _Toc217785140 \h </w:instrText>
             </w:r>
             <w:r>
               <w:rPr>
@@ -826,441 +779,6 @@
                 <w:bCs w:val="0"/>
                 <w:i w:val="0"/>
                 <w:iCs w:val="0"/>
-                <w:noProof/>
-                <w:webHidden/>
-                <w:sz w:val="28"/>
-                <w:szCs w:val="28"/>
-              </w:rPr>
-              <w:fldChar w:fldCharType="end"/>
-            </w:r>
-          </w:hyperlink>
-        </w:p>
-        <w:p>
-          <w:pPr>
-            <w:pStyle w:val="23"/>
-            <w:tabs>
-              <w:tab w:val="left" w:pos="1680"/>
-              <w:tab w:val="right" w:leader="dot" w:pos="9628"/>
-            </w:tabs>
-            <w:rPr>
-              <w:rFonts w:ascii="Times New Roman" w:eastAsiaTheme="minorEastAsia" w:hAnsi="Times New Roman" w:cs="Times New Roman"/>
-              <w:b w:val="0"/>
-              <w:bCs w:val="0"/>
-              <w:noProof/>
-              <w:kern w:val="2"/>
-              <w:sz w:val="28"/>
-              <w:szCs w:val="28"/>
-              <w14:ligatures w14:val="standardContextual"/>
-            </w:rPr>
-          </w:pPr>
-          <w:hyperlink w:anchor="_Toc217778144" w:history="1">
-            <w:r>
-              <w:rPr>
-                <w:rStyle w:val="ae"/>
-                <w:rFonts w:ascii="Times New Roman" w:hAnsi="Times New Roman" w:cs="Times New Roman"/>
-                <w:b w:val="0"/>
-                <w:bCs w:val="0"/>
-                <w:noProof/>
-                <w:color w:val="auto"/>
-                <w:sz w:val="28"/>
-                <w:szCs w:val="28"/>
-                <w:u w:val="none"/>
-              </w:rPr>
-              <w:t>2.1</w:t>
-            </w:r>
-            <w:r>
-              <w:rPr>
-                <w:rFonts w:ascii="Times New Roman" w:eastAsiaTheme="minorEastAsia" w:hAnsi="Times New Roman" w:cs="Times New Roman"/>
-                <w:b w:val="0"/>
-                <w:bCs w:val="0"/>
-                <w:noProof/>
-                <w:kern w:val="2"/>
-                <w:sz w:val="28"/>
-                <w:szCs w:val="28"/>
-                <w14:ligatures w14:val="standardContextual"/>
-              </w:rPr>
-              <w:tab/>
-            </w:r>
-            <w:r>
-              <w:rPr>
-                <w:rStyle w:val="ae"/>
-                <w:rFonts w:ascii="Times New Roman" w:hAnsi="Times New Roman" w:cs="Times New Roman"/>
-                <w:b w:val="0"/>
-                <w:bCs w:val="0"/>
-                <w:noProof/>
-                <w:color w:val="auto"/>
-                <w:sz w:val="28"/>
-                <w:szCs w:val="28"/>
-                <w:u w:val="none"/>
-              </w:rPr>
-              <w:t>Гипервизоры типа 1 (bare-metal)</w:t>
-            </w:r>
-            <w:r>
-              <w:rPr>
-                <w:rFonts w:ascii="Times New Roman" w:hAnsi="Times New Roman" w:cs="Times New Roman"/>
-                <w:b w:val="0"/>
-                <w:bCs w:val="0"/>
-                <w:noProof/>
-                <w:webHidden/>
-                <w:sz w:val="28"/>
-                <w:szCs w:val="28"/>
-              </w:rPr>
-              <w:tab/>
-            </w:r>
-            <w:r>
-              <w:rPr>
-                <w:rFonts w:ascii="Times New Roman" w:hAnsi="Times New Roman" w:cs="Times New Roman"/>
-                <w:b w:val="0"/>
-                <w:bCs w:val="0"/>
-                <w:noProof/>
-                <w:webHidden/>
-                <w:sz w:val="28"/>
-                <w:szCs w:val="28"/>
-              </w:rPr>
-              <w:fldChar w:fldCharType="begin"/>
-            </w:r>
-            <w:r>
-              <w:rPr>
-                <w:rFonts w:ascii="Times New Roman" w:hAnsi="Times New Roman" w:cs="Times New Roman"/>
-                <w:b w:val="0"/>
-                <w:bCs w:val="0"/>
-                <w:noProof/>
-                <w:webHidden/>
-                <w:sz w:val="28"/>
-                <w:szCs w:val="28"/>
-              </w:rPr>
-              <w:instrText xml:space="preserve"> PAGEREF _Toc217778144 \h </w:instrText>
-            </w:r>
-            <w:r>
-              <w:rPr>
-                <w:rFonts w:ascii="Times New Roman" w:hAnsi="Times New Roman" w:cs="Times New Roman"/>
-                <w:b w:val="0"/>
-                <w:bCs w:val="0"/>
-                <w:noProof/>
-                <w:webHidden/>
-                <w:sz w:val="28"/>
-                <w:szCs w:val="28"/>
-              </w:rPr>
-            </w:r>
-            <w:r>
-              <w:rPr>
-                <w:rFonts w:ascii="Times New Roman" w:hAnsi="Times New Roman" w:cs="Times New Roman"/>
-                <w:b w:val="0"/>
-                <w:bCs w:val="0"/>
-                <w:noProof/>
-                <w:webHidden/>
-                <w:sz w:val="28"/>
-                <w:szCs w:val="28"/>
-              </w:rPr>
-              <w:fldChar w:fldCharType="separate"/>
-            </w:r>
-            <w:r>
-              <w:rPr>
-                <w:rFonts w:ascii="Times New Roman" w:hAnsi="Times New Roman" w:cs="Times New Roman"/>
-                <w:b w:val="0"/>
-                <w:bCs w:val="0"/>
-                <w:noProof/>
-                <w:webHidden/>
-                <w:sz w:val="28"/>
-                <w:szCs w:val="28"/>
-              </w:rPr>
-              <w:t>5</w:t>
-            </w:r>
-            <w:r>
-              <w:rPr>
-                <w:rFonts w:ascii="Times New Roman" w:hAnsi="Times New Roman" w:cs="Times New Roman"/>
-                <w:b w:val="0"/>
-                <w:bCs w:val="0"/>
-                <w:noProof/>
-                <w:webHidden/>
-                <w:sz w:val="28"/>
-                <w:szCs w:val="28"/>
-              </w:rPr>
-              <w:fldChar w:fldCharType="end"/>
-            </w:r>
-          </w:hyperlink>
-        </w:p>
-        <w:p>
-          <w:pPr>
-            <w:pStyle w:val="23"/>
-            <w:tabs>
-              <w:tab w:val="left" w:pos="1680"/>
-              <w:tab w:val="right" w:leader="dot" w:pos="9628"/>
-            </w:tabs>
-            <w:rPr>
-              <w:rFonts w:ascii="Times New Roman" w:eastAsiaTheme="minorEastAsia" w:hAnsi="Times New Roman" w:cs="Times New Roman"/>
-              <w:b w:val="0"/>
-              <w:bCs w:val="0"/>
-              <w:noProof/>
-              <w:kern w:val="2"/>
-              <w:sz w:val="28"/>
-              <w:szCs w:val="28"/>
-              <w14:ligatures w14:val="standardContextual"/>
-            </w:rPr>
-          </w:pPr>
-          <w:hyperlink w:anchor="_Toc217778145" w:history="1">
-            <w:r>
-              <w:rPr>
-                <w:rStyle w:val="ae"/>
-                <w:rFonts w:ascii="Times New Roman" w:hAnsi="Times New Roman" w:cs="Times New Roman"/>
-                <w:b w:val="0"/>
-                <w:bCs w:val="0"/>
-                <w:noProof/>
-                <w:color w:val="auto"/>
-                <w:sz w:val="28"/>
-                <w:szCs w:val="28"/>
-                <w:u w:val="none"/>
-              </w:rPr>
-              <w:t>2.2</w:t>
-            </w:r>
-            <w:r>
-              <w:rPr>
-                <w:rFonts w:ascii="Times New Roman" w:eastAsiaTheme="minorEastAsia" w:hAnsi="Times New Roman" w:cs="Times New Roman"/>
-                <w:b w:val="0"/>
-                <w:bCs w:val="0"/>
-                <w:noProof/>
-                <w:kern w:val="2"/>
-                <w:sz w:val="28"/>
-                <w:szCs w:val="28"/>
-                <w14:ligatures w14:val="standardContextual"/>
-              </w:rPr>
-              <w:tab/>
-            </w:r>
-            <w:r>
-              <w:rPr>
-                <w:rStyle w:val="ae"/>
-                <w:rFonts w:ascii="Times New Roman" w:hAnsi="Times New Roman" w:cs="Times New Roman"/>
-                <w:b w:val="0"/>
-                <w:bCs w:val="0"/>
-                <w:noProof/>
-                <w:color w:val="auto"/>
-                <w:sz w:val="28"/>
-                <w:szCs w:val="28"/>
-                <w:u w:val="none"/>
-              </w:rPr>
-              <w:t>Гипервизоры типа 2 (hosted)</w:t>
-            </w:r>
-            <w:r>
-              <w:rPr>
-                <w:rFonts w:ascii="Times New Roman" w:hAnsi="Times New Roman" w:cs="Times New Roman"/>
-                <w:b w:val="0"/>
-                <w:bCs w:val="0"/>
-                <w:noProof/>
-                <w:webHidden/>
-                <w:sz w:val="28"/>
-                <w:szCs w:val="28"/>
-              </w:rPr>
-              <w:tab/>
-            </w:r>
-            <w:r>
-              <w:rPr>
-                <w:rFonts w:ascii="Times New Roman" w:hAnsi="Times New Roman" w:cs="Times New Roman"/>
-                <w:b w:val="0"/>
-                <w:bCs w:val="0"/>
-                <w:noProof/>
-                <w:webHidden/>
-                <w:sz w:val="28"/>
-                <w:szCs w:val="28"/>
-              </w:rPr>
-              <w:fldChar w:fldCharType="begin"/>
-            </w:r>
-            <w:r>
-              <w:rPr>
-                <w:rFonts w:ascii="Times New Roman" w:hAnsi="Times New Roman" w:cs="Times New Roman"/>
-                <w:b w:val="0"/>
-                <w:bCs w:val="0"/>
-                <w:noProof/>
-                <w:webHidden/>
-                <w:sz w:val="28"/>
-                <w:szCs w:val="28"/>
-              </w:rPr>
-              <w:instrText xml:space="preserve"> PAGEREF _Toc217778145 \h </w:instrText>
-            </w:r>
-            <w:r>
-              <w:rPr>
-                <w:rFonts w:ascii="Times New Roman" w:hAnsi="Times New Roman" w:cs="Times New Roman"/>
-                <w:b w:val="0"/>
-                <w:bCs w:val="0"/>
-                <w:noProof/>
-                <w:webHidden/>
-                <w:sz w:val="28"/>
-                <w:szCs w:val="28"/>
-              </w:rPr>
-            </w:r>
-            <w:r>
-              <w:rPr>
-                <w:rFonts w:ascii="Times New Roman" w:hAnsi="Times New Roman" w:cs="Times New Roman"/>
-                <w:b w:val="0"/>
-                <w:bCs w:val="0"/>
-                <w:noProof/>
-                <w:webHidden/>
-                <w:sz w:val="28"/>
-                <w:szCs w:val="28"/>
-              </w:rPr>
-              <w:fldChar w:fldCharType="separate"/>
-            </w:r>
-            <w:r>
-              <w:rPr>
-                <w:rFonts w:ascii="Times New Roman" w:hAnsi="Times New Roman" w:cs="Times New Roman"/>
-                <w:b w:val="0"/>
-                <w:bCs w:val="0"/>
-                <w:noProof/>
-                <w:webHidden/>
-                <w:sz w:val="28"/>
-                <w:szCs w:val="28"/>
-              </w:rPr>
-              <w:t>5</w:t>
-            </w:r>
-            <w:r>
-              <w:rPr>
-                <w:rFonts w:ascii="Times New Roman" w:hAnsi="Times New Roman" w:cs="Times New Roman"/>
-                <w:b w:val="0"/>
-                <w:bCs w:val="0"/>
-                <w:noProof/>
-                <w:webHidden/>
-                <w:sz w:val="28"/>
-                <w:szCs w:val="28"/>
-              </w:rPr>
-              <w:fldChar w:fldCharType="end"/>
-            </w:r>
-          </w:hyperlink>
-        </w:p>
-        <w:p>
-          <w:pPr>
-            <w:pStyle w:val="23"/>
-            <w:tabs>
-              <w:tab w:val="left" w:pos="1680"/>
-              <w:tab w:val="right" w:leader="dot" w:pos="9628"/>
-            </w:tabs>
-            <w:rPr>
-              <w:rFonts w:ascii="Times New Roman" w:eastAsiaTheme="minorEastAsia" w:hAnsi="Times New Roman" w:cs="Times New Roman"/>
-              <w:b w:val="0"/>
-              <w:bCs w:val="0"/>
-              <w:noProof/>
-              <w:kern w:val="2"/>
-              <w:sz w:val="28"/>
-              <w:szCs w:val="28"/>
-              <w14:ligatures w14:val="standardContextual"/>
-            </w:rPr>
-          </w:pPr>
-          <w:hyperlink w:anchor="_Toc217778146" w:history="1">
-            <w:r>
-              <w:rPr>
-                <w:rStyle w:val="ae"/>
-                <w:rFonts w:ascii="Times New Roman" w:hAnsi="Times New Roman" w:cs="Times New Roman"/>
-                <w:b w:val="0"/>
-                <w:bCs w:val="0"/>
-                <w:noProof/>
-                <w:color w:val="auto"/>
-                <w:sz w:val="28"/>
-                <w:szCs w:val="28"/>
-                <w:u w:val="none"/>
-              </w:rPr>
-              <w:t>2.3</w:t>
-            </w:r>
-            <w:r>
-              <w:rPr>
-                <w:rFonts w:ascii="Times New Roman" w:eastAsiaTheme="minorEastAsia" w:hAnsi="Times New Roman" w:cs="Times New Roman"/>
-                <w:b w:val="0"/>
-                <w:bCs w:val="0"/>
-                <w:noProof/>
-                <w:kern w:val="2"/>
-                <w:sz w:val="28"/>
-                <w:szCs w:val="28"/>
-                <w14:ligatures w14:val="standardContextual"/>
-              </w:rPr>
-              <w:tab/>
-            </w:r>
-            <w:r>
-              <w:rPr>
-                <w:rStyle w:val="ae"/>
-                <w:rFonts w:ascii="Times New Roman" w:hAnsi="Times New Roman" w:cs="Times New Roman"/>
-                <w:b w:val="0"/>
-                <w:bCs w:val="0"/>
-                <w:noProof/>
-                <w:color w:val="auto"/>
-                <w:sz w:val="28"/>
-                <w:szCs w:val="28"/>
-                <w:u w:val="none"/>
-              </w:rPr>
-              <w:t>UI-специфичные визуальные принципы</w:t>
-            </w:r>
-            <w:r>
-              <w:rPr>
-                <w:rFonts w:ascii="Times New Roman" w:hAnsi="Times New Roman" w:cs="Times New Roman"/>
-                <w:b w:val="0"/>
-                <w:bCs w:val="0"/>
-                <w:noProof/>
-                <w:webHidden/>
-                <w:sz w:val="28"/>
-                <w:szCs w:val="28"/>
-              </w:rPr>
-              <w:tab/>
-            </w:r>
-            <w:r>
-              <w:rPr>
-                <w:rFonts w:ascii="Times New Roman" w:hAnsi="Times New Roman" w:cs="Times New Roman"/>
-                <w:b w:val="0"/>
-                <w:bCs w:val="0"/>
-                <w:noProof/>
-                <w:webHidden/>
-                <w:sz w:val="28"/>
-                <w:szCs w:val="28"/>
-              </w:rPr>
-              <w:fldChar w:fldCharType="begin"/>
-            </w:r>
-            <w:r>
-              <w:rPr>
-                <w:rFonts w:ascii="Times New Roman" w:hAnsi="Times New Roman" w:cs="Times New Roman"/>
-                <w:b w:val="0"/>
-                <w:bCs w:val="0"/>
-                <w:noProof/>
-                <w:webHidden/>
-                <w:sz w:val="28"/>
-                <w:szCs w:val="28"/>
-              </w:rPr>
-              <w:instrText xml:space="preserve"> PAGEREF _Toc217778146 \h </w:instrText>
-            </w:r>
-            <w:r>
-              <w:rPr>
-                <w:rFonts w:ascii="Times New Roman" w:hAnsi="Times New Roman" w:cs="Times New Roman"/>
-                <w:b w:val="0"/>
-                <w:bCs w:val="0"/>
-                <w:noProof/>
-                <w:webHidden/>
-                <w:sz w:val="28"/>
-                <w:szCs w:val="28"/>
-              </w:rPr>
-            </w:r>
-            <w:r>
-              <w:rPr>
-                <w:rFonts w:ascii="Times New Roman" w:hAnsi="Times New Roman" w:cs="Times New Roman"/>
-                <w:b w:val="0"/>
-                <w:bCs w:val="0"/>
-                <w:noProof/>
-                <w:webHidden/>
-                <w:sz w:val="28"/>
-                <w:szCs w:val="28"/>
-              </w:rPr>
-              <w:fldChar w:fldCharType="separate"/>
-            </w:r>
-            <w:r>
-              <w:rPr>
-                <w:rFonts w:ascii="Times New Roman" w:hAnsi="Times New Roman" w:cs="Times New Roman"/>
-                <w:b w:val="0"/>
-                <w:bCs w:val="0"/>
-                <w:noProof/>
-                <w:webHidden/>
-                <w:sz w:val="28"/>
-                <w:szCs w:val="28"/>
-              </w:rPr>
-              <w:t>6</w:t>
-            </w:r>
-            <w:r>
-              <w:rPr>
-                <w:rFonts w:ascii="Times New Roman" w:hAnsi="Times New Roman" w:cs="Times New Roman"/>
-                <w:b w:val="0"/>
-                <w:bCs w:val="0"/>
                 <w:noProof/>
                 <w:webHidden/>
                 <w:sz w:val="28"/>
@@ -1290,7 +808,7 @@
               <w14:ligatures w14:val="standardContextual"/>
             </w:rPr>
           </w:pPr>
-          <w:hyperlink w:anchor="_Toc217778147" w:history="1">
+          <w:hyperlink w:anchor="_Toc217785141" w:history="1">
             <w:r>
               <w:rPr>
                 <w:rStyle w:val="ae"/>
@@ -1300,13 +818,10 @@
                 <w:i w:val="0"/>
                 <w:iCs w:val="0"/>
                 <w:noProof/>
-                <w:color w:val="auto"/>
-                <w:sz w:val="28"/>
-                <w:szCs w:val="28"/>
-                <w:u w:val="none"/>
-                <w:lang w:eastAsia="en-GB"/>
-              </w:rPr>
-              <w:t>3</w:t>
+                <w:sz w:val="28"/>
+                <w:szCs w:val="28"/>
+              </w:rPr>
+              <w:t>2</w:t>
             </w:r>
             <w:r>
               <w:rPr>
@@ -1332,13 +847,10 @@
                 <w:i w:val="0"/>
                 <w:iCs w:val="0"/>
                 <w:noProof/>
-                <w:color w:val="auto"/>
-                <w:sz w:val="28"/>
-                <w:szCs w:val="28"/>
-                <w:u w:val="none"/>
-                <w:lang w:eastAsia="en-GB"/>
-              </w:rPr>
-              <w:t>Обзор систем виртуализации</w:t>
+                <w:sz w:val="28"/>
+                <w:szCs w:val="28"/>
+              </w:rPr>
+              <w:t>Классификация систем виртуализации</w:t>
             </w:r>
             <w:r>
               <w:rPr>
@@ -1380,7 +892,7 @@
                 <w:sz w:val="28"/>
                 <w:szCs w:val="28"/>
               </w:rPr>
-              <w:instrText xml:space="preserve"> PAGEREF _Toc217778147 \h </w:instrText>
+              <w:instrText xml:space="preserve"> PAGEREF _Toc217785141 \h </w:instrText>
             </w:r>
             <w:r>
               <w:rPr>
@@ -1421,7 +933,7 @@
                 <w:sz w:val="28"/>
                 <w:szCs w:val="28"/>
               </w:rPr>
-              <w:t>7</w:t>
+              <w:t>4</w:t>
             </w:r>
             <w:r>
               <w:rPr>
@@ -1457,7 +969,7 @@
               <w14:ligatures w14:val="standardContextual"/>
             </w:rPr>
           </w:pPr>
-          <w:hyperlink w:anchor="_Toc217778148" w:history="1">
+          <w:hyperlink w:anchor="_Toc217785142" w:history="1">
             <w:r>
               <w:rPr>
                 <w:rStyle w:val="ae"/>
@@ -1465,12 +977,10 @@
                 <w:b w:val="0"/>
                 <w:bCs w:val="0"/>
                 <w:noProof/>
-                <w:color w:val="auto"/>
-                <w:sz w:val="28"/>
-                <w:szCs w:val="28"/>
-                <w:u w:val="none"/>
-              </w:rPr>
-              <w:t>3.1</w:t>
+                <w:sz w:val="28"/>
+                <w:szCs w:val="28"/>
+              </w:rPr>
+              <w:t>2.1</w:t>
             </w:r>
             <w:r>
               <w:rPr>
@@ -1492,12 +1002,10 @@
                 <w:b w:val="0"/>
                 <w:bCs w:val="0"/>
                 <w:noProof/>
-                <w:color w:val="auto"/>
-                <w:sz w:val="28"/>
-                <w:szCs w:val="28"/>
-                <w:u w:val="none"/>
-              </w:rPr>
-              <w:t>VirtualBox</w:t>
+                <w:sz w:val="28"/>
+                <w:szCs w:val="28"/>
+              </w:rPr>
+              <w:t>Гипервизоры типа 1 (bare-metal)</w:t>
             </w:r>
             <w:r>
               <w:rPr>
@@ -1533,7 +1041,7 @@
                 <w:sz w:val="28"/>
                 <w:szCs w:val="28"/>
               </w:rPr>
-              <w:instrText xml:space="preserve"> PAGEREF _Toc217778148 \h </w:instrText>
+              <w:instrText xml:space="preserve"> PAGEREF _Toc217785142 \h </w:instrText>
             </w:r>
             <w:r>
               <w:rPr>
@@ -1568,7 +1076,7 @@
                 <w:sz w:val="28"/>
                 <w:szCs w:val="28"/>
               </w:rPr>
-              <w:t>7</w:t>
+              <w:t>5</w:t>
             </w:r>
             <w:r>
               <w:rPr>
@@ -1602,7 +1110,7 @@
               <w14:ligatures w14:val="standardContextual"/>
             </w:rPr>
           </w:pPr>
-          <w:hyperlink w:anchor="_Toc217778149" w:history="1">
+          <w:hyperlink w:anchor="_Toc217785143" w:history="1">
             <w:r>
               <w:rPr>
                 <w:rStyle w:val="ae"/>
@@ -1610,12 +1118,10 @@
                 <w:b w:val="0"/>
                 <w:bCs w:val="0"/>
                 <w:noProof/>
-                <w:color w:val="auto"/>
-                <w:sz w:val="28"/>
-                <w:szCs w:val="28"/>
-                <w:u w:val="none"/>
-              </w:rPr>
-              <w:t>3.2</w:t>
+                <w:sz w:val="28"/>
+                <w:szCs w:val="28"/>
+              </w:rPr>
+              <w:t>2.2</w:t>
             </w:r>
             <w:r>
               <w:rPr>
@@ -1637,12 +1143,10 @@
                 <w:b w:val="0"/>
                 <w:bCs w:val="0"/>
                 <w:noProof/>
-                <w:color w:val="auto"/>
-                <w:sz w:val="28"/>
-                <w:szCs w:val="28"/>
-                <w:u w:val="none"/>
-              </w:rPr>
-              <w:t>VMware</w:t>
+                <w:sz w:val="28"/>
+                <w:szCs w:val="28"/>
+              </w:rPr>
+              <w:t>Гипервизоры типа 2 (hosted)</w:t>
             </w:r>
             <w:r>
               <w:rPr>
@@ -1678,7 +1182,7 @@
                 <w:sz w:val="28"/>
                 <w:szCs w:val="28"/>
               </w:rPr>
-              <w:instrText xml:space="preserve"> PAGEREF _Toc217778149 \h </w:instrText>
+              <w:instrText xml:space="preserve"> PAGEREF _Toc217785143 \h </w:instrText>
             </w:r>
             <w:r>
               <w:rPr>
@@ -1713,13 +1217,178 @@
                 <w:sz w:val="28"/>
                 <w:szCs w:val="28"/>
               </w:rPr>
-              <w:t>8</w:t>
+              <w:t>5</w:t>
             </w:r>
             <w:r>
               <w:rPr>
                 <w:rFonts w:ascii="Times New Roman" w:hAnsi="Times New Roman" w:cs="Times New Roman"/>
                 <w:b w:val="0"/>
                 <w:bCs w:val="0"/>
+                <w:noProof/>
+                <w:webHidden/>
+                <w:sz w:val="28"/>
+                <w:szCs w:val="28"/>
+              </w:rPr>
+              <w:fldChar w:fldCharType="end"/>
+            </w:r>
+          </w:hyperlink>
+        </w:p>
+        <w:p>
+          <w:pPr>
+            <w:pStyle w:val="11"/>
+            <w:tabs>
+              <w:tab w:val="left" w:pos="1120"/>
+              <w:tab w:val="right" w:leader="dot" w:pos="9628"/>
+            </w:tabs>
+            <w:rPr>
+              <w:rFonts w:ascii="Times New Roman" w:eastAsiaTheme="minorEastAsia" w:hAnsi="Times New Roman" w:cs="Times New Roman"/>
+              <w:b w:val="0"/>
+              <w:bCs w:val="0"/>
+              <w:i w:val="0"/>
+              <w:iCs w:val="0"/>
+              <w:noProof/>
+              <w:kern w:val="2"/>
+              <w:sz w:val="28"/>
+              <w:szCs w:val="28"/>
+              <w14:ligatures w14:val="standardContextual"/>
+            </w:rPr>
+          </w:pPr>
+          <w:hyperlink w:anchor="_Toc217785144" w:history="1">
+            <w:r>
+              <w:rPr>
+                <w:rStyle w:val="ae"/>
+                <w:rFonts w:ascii="Times New Roman" w:hAnsi="Times New Roman" w:cs="Times New Roman"/>
+                <w:b w:val="0"/>
+                <w:bCs w:val="0"/>
+                <w:i w:val="0"/>
+                <w:iCs w:val="0"/>
+                <w:noProof/>
+                <w:sz w:val="28"/>
+                <w:szCs w:val="28"/>
+                <w:lang w:eastAsia="en-GB"/>
+              </w:rPr>
+              <w:t>3</w:t>
+            </w:r>
+            <w:r>
+              <w:rPr>
+                <w:rFonts w:ascii="Times New Roman" w:eastAsiaTheme="minorEastAsia" w:hAnsi="Times New Roman" w:cs="Times New Roman"/>
+                <w:b w:val="0"/>
+                <w:bCs w:val="0"/>
+                <w:i w:val="0"/>
+                <w:iCs w:val="0"/>
+                <w:noProof/>
+                <w:kern w:val="2"/>
+                <w:sz w:val="28"/>
+                <w:szCs w:val="28"/>
+                <w14:ligatures w14:val="standardContextual"/>
+              </w:rPr>
+              <w:tab/>
+            </w:r>
+            <w:r>
+              <w:rPr>
+                <w:rStyle w:val="ae"/>
+                <w:rFonts w:ascii="Times New Roman" w:hAnsi="Times New Roman" w:cs="Times New Roman"/>
+                <w:b w:val="0"/>
+                <w:bCs w:val="0"/>
+                <w:i w:val="0"/>
+                <w:iCs w:val="0"/>
+                <w:noProof/>
+                <w:sz w:val="28"/>
+                <w:szCs w:val="28"/>
+                <w:lang w:eastAsia="en-GB"/>
+              </w:rPr>
+              <w:t>Обзор систем виртуализации</w:t>
+            </w:r>
+            <w:r>
+              <w:rPr>
+                <w:rFonts w:ascii="Times New Roman" w:hAnsi="Times New Roman" w:cs="Times New Roman"/>
+                <w:b w:val="0"/>
+                <w:bCs w:val="0"/>
+                <w:i w:val="0"/>
+                <w:iCs w:val="0"/>
+                <w:noProof/>
+                <w:webHidden/>
+                <w:sz w:val="28"/>
+                <w:szCs w:val="28"/>
+              </w:rPr>
+              <w:tab/>
+            </w:r>
+            <w:r>
+              <w:rPr>
+                <w:rFonts w:ascii="Times New Roman" w:hAnsi="Times New Roman" w:cs="Times New Roman"/>
+                <w:b w:val="0"/>
+                <w:bCs w:val="0"/>
+                <w:i w:val="0"/>
+                <w:iCs w:val="0"/>
+                <w:noProof/>
+                <w:webHidden/>
+                <w:sz w:val="28"/>
+                <w:szCs w:val="28"/>
+              </w:rPr>
+              <w:fldChar w:fldCharType="begin"/>
+            </w:r>
+            <w:r>
+              <w:rPr>
+                <w:rFonts w:ascii="Times New Roman" w:hAnsi="Times New Roman" w:cs="Times New Roman"/>
+                <w:b w:val="0"/>
+                <w:bCs w:val="0"/>
+                <w:i w:val="0"/>
+                <w:iCs w:val="0"/>
+                <w:noProof/>
+                <w:webHidden/>
+                <w:sz w:val="28"/>
+                <w:szCs w:val="28"/>
+              </w:rPr>
+              <w:instrText xml:space="preserve"> PAGEREF _Toc217785144 \h </w:instrText>
+            </w:r>
+            <w:r>
+              <w:rPr>
+                <w:rFonts w:ascii="Times New Roman" w:hAnsi="Times New Roman" w:cs="Times New Roman"/>
+                <w:b w:val="0"/>
+                <w:bCs w:val="0"/>
+                <w:i w:val="0"/>
+                <w:iCs w:val="0"/>
+                <w:noProof/>
+                <w:webHidden/>
+                <w:sz w:val="28"/>
+                <w:szCs w:val="28"/>
+              </w:rPr>
+            </w:r>
+            <w:r>
+              <w:rPr>
+                <w:rFonts w:ascii="Times New Roman" w:hAnsi="Times New Roman" w:cs="Times New Roman"/>
+                <w:b w:val="0"/>
+                <w:bCs w:val="0"/>
+                <w:i w:val="0"/>
+                <w:iCs w:val="0"/>
+                <w:noProof/>
+                <w:webHidden/>
+                <w:sz w:val="28"/>
+                <w:szCs w:val="28"/>
+              </w:rPr>
+              <w:fldChar w:fldCharType="separate"/>
+            </w:r>
+            <w:r>
+              <w:rPr>
+                <w:rFonts w:ascii="Times New Roman" w:hAnsi="Times New Roman" w:cs="Times New Roman"/>
+                <w:b w:val="0"/>
+                <w:bCs w:val="0"/>
+                <w:i w:val="0"/>
+                <w:iCs w:val="0"/>
+                <w:noProof/>
+                <w:webHidden/>
+                <w:sz w:val="28"/>
+                <w:szCs w:val="28"/>
+              </w:rPr>
+              <w:t>6</w:t>
+            </w:r>
+            <w:r>
+              <w:rPr>
+                <w:rFonts w:ascii="Times New Roman" w:hAnsi="Times New Roman" w:cs="Times New Roman"/>
+                <w:b w:val="0"/>
+                <w:bCs w:val="0"/>
+                <w:i w:val="0"/>
+                <w:iCs w:val="0"/>
                 <w:noProof/>
                 <w:webHidden/>
                 <w:sz w:val="28"/>
@@ -1747,7 +1416,7 @@
               <w14:ligatures w14:val="standardContextual"/>
             </w:rPr>
           </w:pPr>
-          <w:hyperlink w:anchor="_Toc217778150" w:history="1">
+          <w:hyperlink w:anchor="_Toc217785145" w:history="1">
             <w:r>
               <w:rPr>
                 <w:rStyle w:val="ae"/>
@@ -1755,12 +1424,10 @@
                 <w:b w:val="0"/>
                 <w:bCs w:val="0"/>
                 <w:noProof/>
-                <w:color w:val="auto"/>
-                <w:sz w:val="28"/>
-                <w:szCs w:val="28"/>
-                <w:u w:val="none"/>
-              </w:rPr>
-              <w:t>3.3</w:t>
+                <w:sz w:val="28"/>
+                <w:szCs w:val="28"/>
+              </w:rPr>
+              <w:t>3.1</w:t>
             </w:r>
             <w:r>
               <w:rPr>
@@ -1782,12 +1449,10 @@
                 <w:b w:val="0"/>
                 <w:bCs w:val="0"/>
                 <w:noProof/>
-                <w:color w:val="auto"/>
-                <w:sz w:val="28"/>
-                <w:szCs w:val="28"/>
-                <w:u w:val="none"/>
-              </w:rPr>
-              <w:t>KVM</w:t>
+                <w:sz w:val="28"/>
+                <w:szCs w:val="28"/>
+              </w:rPr>
+              <w:t>VirtualBox</w:t>
             </w:r>
             <w:r>
               <w:rPr>
@@ -1823,7 +1488,7 @@
                 <w:sz w:val="28"/>
                 <w:szCs w:val="28"/>
               </w:rPr>
-              <w:instrText xml:space="preserve"> PAGEREF _Toc217778150 \h </w:instrText>
+              <w:instrText xml:space="preserve"> PAGEREF _Toc217785145 \h </w:instrText>
             </w:r>
             <w:r>
               <w:rPr>
@@ -1858,7 +1523,7 @@
                 <w:sz w:val="28"/>
                 <w:szCs w:val="28"/>
               </w:rPr>
-              <w:t>8</w:t>
+              <w:t>6</w:t>
             </w:r>
             <w:r>
               <w:rPr>
@@ -1892,7 +1557,7 @@
               <w14:ligatures w14:val="standardContextual"/>
             </w:rPr>
           </w:pPr>
-          <w:hyperlink w:anchor="_Toc217778151" w:history="1">
+          <w:hyperlink w:anchor="_Toc217785146" w:history="1">
             <w:r>
               <w:rPr>
                 <w:rStyle w:val="ae"/>
@@ -1900,12 +1565,10 @@
                 <w:b w:val="0"/>
                 <w:bCs w:val="0"/>
                 <w:noProof/>
-                <w:color w:val="auto"/>
-                <w:sz w:val="28"/>
-                <w:szCs w:val="28"/>
-                <w:u w:val="none"/>
-              </w:rPr>
-              <w:t>3.4</w:t>
+                <w:sz w:val="28"/>
+                <w:szCs w:val="28"/>
+              </w:rPr>
+              <w:t>3.2</w:t>
             </w:r>
             <w:r>
               <w:rPr>
@@ -1927,10 +1590,290 @@
                 <w:b w:val="0"/>
                 <w:bCs w:val="0"/>
                 <w:noProof/>
-                <w:color w:val="auto"/>
-                <w:sz w:val="28"/>
-                <w:szCs w:val="28"/>
-                <w:u w:val="none"/>
+                <w:sz w:val="28"/>
+                <w:szCs w:val="28"/>
+              </w:rPr>
+              <w:t>VMware</w:t>
+            </w:r>
+            <w:r>
+              <w:rPr>
+                <w:rFonts w:ascii="Times New Roman" w:hAnsi="Times New Roman" w:cs="Times New Roman"/>
+                <w:b w:val="0"/>
+                <w:bCs w:val="0"/>
+                <w:noProof/>
+                <w:webHidden/>
+                <w:sz w:val="28"/>
+                <w:szCs w:val="28"/>
+              </w:rPr>
+              <w:tab/>
+            </w:r>
+            <w:r>
+              <w:rPr>
+                <w:rFonts w:ascii="Times New Roman" w:hAnsi="Times New Roman" w:cs="Times New Roman"/>
+                <w:b w:val="0"/>
+                <w:bCs w:val="0"/>
+                <w:noProof/>
+                <w:webHidden/>
+                <w:sz w:val="28"/>
+                <w:szCs w:val="28"/>
+              </w:rPr>
+              <w:fldChar w:fldCharType="begin"/>
+            </w:r>
+            <w:r>
+              <w:rPr>
+                <w:rFonts w:ascii="Times New Roman" w:hAnsi="Times New Roman" w:cs="Times New Roman"/>
+                <w:b w:val="0"/>
+                <w:bCs w:val="0"/>
+                <w:noProof/>
+                <w:webHidden/>
+                <w:sz w:val="28"/>
+                <w:szCs w:val="28"/>
+              </w:rPr>
+              <w:instrText xml:space="preserve"> PAGEREF _Toc217785146 \h </w:instrText>
+            </w:r>
+            <w:r>
+              <w:rPr>
+                <w:rFonts w:ascii="Times New Roman" w:hAnsi="Times New Roman" w:cs="Times New Roman"/>
+                <w:b w:val="0"/>
+                <w:bCs w:val="0"/>
+                <w:noProof/>
+                <w:webHidden/>
+                <w:sz w:val="28"/>
+                <w:szCs w:val="28"/>
+              </w:rPr>
+            </w:r>
+            <w:r>
+              <w:rPr>
+                <w:rFonts w:ascii="Times New Roman" w:hAnsi="Times New Roman" w:cs="Times New Roman"/>
+                <w:b w:val="0"/>
+                <w:bCs w:val="0"/>
+                <w:noProof/>
+                <w:webHidden/>
+                <w:sz w:val="28"/>
+                <w:szCs w:val="28"/>
+              </w:rPr>
+              <w:fldChar w:fldCharType="separate"/>
+            </w:r>
+            <w:r>
+              <w:rPr>
+                <w:rFonts w:ascii="Times New Roman" w:hAnsi="Times New Roman" w:cs="Times New Roman"/>
+                <w:b w:val="0"/>
+                <w:bCs w:val="0"/>
+                <w:noProof/>
+                <w:webHidden/>
+                <w:sz w:val="28"/>
+                <w:szCs w:val="28"/>
+              </w:rPr>
+              <w:t>7</w:t>
+            </w:r>
+            <w:r>
+              <w:rPr>
+                <w:rFonts w:ascii="Times New Roman" w:hAnsi="Times New Roman" w:cs="Times New Roman"/>
+                <w:b w:val="0"/>
+                <w:bCs w:val="0"/>
+                <w:noProof/>
+                <w:webHidden/>
+                <w:sz w:val="28"/>
+                <w:szCs w:val="28"/>
+              </w:rPr>
+              <w:fldChar w:fldCharType="end"/>
+            </w:r>
+          </w:hyperlink>
+        </w:p>
+        <w:p>
+          <w:pPr>
+            <w:pStyle w:val="23"/>
+            <w:tabs>
+              <w:tab w:val="left" w:pos="1680"/>
+              <w:tab w:val="right" w:leader="dot" w:pos="9628"/>
+            </w:tabs>
+            <w:rPr>
+              <w:rFonts w:ascii="Times New Roman" w:eastAsiaTheme="minorEastAsia" w:hAnsi="Times New Roman" w:cs="Times New Roman"/>
+              <w:b w:val="0"/>
+              <w:bCs w:val="0"/>
+              <w:noProof/>
+              <w:kern w:val="2"/>
+              <w:sz w:val="28"/>
+              <w:szCs w:val="28"/>
+              <w14:ligatures w14:val="standardContextual"/>
+            </w:rPr>
+          </w:pPr>
+          <w:hyperlink w:anchor="_Toc217785147" w:history="1">
+            <w:r>
+              <w:rPr>
+                <w:rStyle w:val="ae"/>
+                <w:rFonts w:ascii="Times New Roman" w:hAnsi="Times New Roman" w:cs="Times New Roman"/>
+                <w:b w:val="0"/>
+                <w:bCs w:val="0"/>
+                <w:noProof/>
+                <w:sz w:val="28"/>
+                <w:szCs w:val="28"/>
+              </w:rPr>
+              <w:t>3.3</w:t>
+            </w:r>
+            <w:r>
+              <w:rPr>
+                <w:rFonts w:ascii="Times New Roman" w:eastAsiaTheme="minorEastAsia" w:hAnsi="Times New Roman" w:cs="Times New Roman"/>
+                <w:b w:val="0"/>
+                <w:bCs w:val="0"/>
+                <w:noProof/>
+                <w:kern w:val="2"/>
+                <w:sz w:val="28"/>
+                <w:szCs w:val="28"/>
+                <w14:ligatures w14:val="standardContextual"/>
+              </w:rPr>
+              <w:tab/>
+            </w:r>
+            <w:r>
+              <w:rPr>
+                <w:rStyle w:val="ae"/>
+                <w:rFonts w:ascii="Times New Roman" w:hAnsi="Times New Roman" w:cs="Times New Roman"/>
+                <w:b w:val="0"/>
+                <w:bCs w:val="0"/>
+                <w:noProof/>
+                <w:sz w:val="28"/>
+                <w:szCs w:val="28"/>
+              </w:rPr>
+              <w:t>KVM</w:t>
+            </w:r>
+            <w:r>
+              <w:rPr>
+                <w:rFonts w:ascii="Times New Roman" w:hAnsi="Times New Roman" w:cs="Times New Roman"/>
+                <w:b w:val="0"/>
+                <w:bCs w:val="0"/>
+                <w:noProof/>
+                <w:webHidden/>
+                <w:sz w:val="28"/>
+                <w:szCs w:val="28"/>
+              </w:rPr>
+              <w:tab/>
+            </w:r>
+            <w:r>
+              <w:rPr>
+                <w:rFonts w:ascii="Times New Roman" w:hAnsi="Times New Roman" w:cs="Times New Roman"/>
+                <w:b w:val="0"/>
+                <w:bCs w:val="0"/>
+                <w:noProof/>
+                <w:webHidden/>
+                <w:sz w:val="28"/>
+                <w:szCs w:val="28"/>
+              </w:rPr>
+              <w:fldChar w:fldCharType="begin"/>
+            </w:r>
+            <w:r>
+              <w:rPr>
+                <w:rFonts w:ascii="Times New Roman" w:hAnsi="Times New Roman" w:cs="Times New Roman"/>
+                <w:b w:val="0"/>
+                <w:bCs w:val="0"/>
+                <w:noProof/>
+                <w:webHidden/>
+                <w:sz w:val="28"/>
+                <w:szCs w:val="28"/>
+              </w:rPr>
+              <w:instrText xml:space="preserve"> PAGEREF _Toc217785147 \h </w:instrText>
+            </w:r>
+            <w:r>
+              <w:rPr>
+                <w:rFonts w:ascii="Times New Roman" w:hAnsi="Times New Roman" w:cs="Times New Roman"/>
+                <w:b w:val="0"/>
+                <w:bCs w:val="0"/>
+                <w:noProof/>
+                <w:webHidden/>
+                <w:sz w:val="28"/>
+                <w:szCs w:val="28"/>
+              </w:rPr>
+            </w:r>
+            <w:r>
+              <w:rPr>
+                <w:rFonts w:ascii="Times New Roman" w:hAnsi="Times New Roman" w:cs="Times New Roman"/>
+                <w:b w:val="0"/>
+                <w:bCs w:val="0"/>
+                <w:noProof/>
+                <w:webHidden/>
+                <w:sz w:val="28"/>
+                <w:szCs w:val="28"/>
+              </w:rPr>
+              <w:fldChar w:fldCharType="separate"/>
+            </w:r>
+            <w:r>
+              <w:rPr>
+                <w:rFonts w:ascii="Times New Roman" w:hAnsi="Times New Roman" w:cs="Times New Roman"/>
+                <w:b w:val="0"/>
+                <w:bCs w:val="0"/>
+                <w:noProof/>
+                <w:webHidden/>
+                <w:sz w:val="28"/>
+                <w:szCs w:val="28"/>
+              </w:rPr>
+              <w:t>8</w:t>
+            </w:r>
+            <w:r>
+              <w:rPr>
+                <w:rFonts w:ascii="Times New Roman" w:hAnsi="Times New Roman" w:cs="Times New Roman"/>
+                <w:b w:val="0"/>
+                <w:bCs w:val="0"/>
+                <w:noProof/>
+                <w:webHidden/>
+                <w:sz w:val="28"/>
+                <w:szCs w:val="28"/>
+              </w:rPr>
+              <w:fldChar w:fldCharType="end"/>
+            </w:r>
+          </w:hyperlink>
+        </w:p>
+        <w:p>
+          <w:pPr>
+            <w:pStyle w:val="23"/>
+            <w:tabs>
+              <w:tab w:val="left" w:pos="1680"/>
+              <w:tab w:val="right" w:leader="dot" w:pos="9628"/>
+            </w:tabs>
+            <w:rPr>
+              <w:rFonts w:ascii="Times New Roman" w:eastAsiaTheme="minorEastAsia" w:hAnsi="Times New Roman" w:cs="Times New Roman"/>
+              <w:b w:val="0"/>
+              <w:bCs w:val="0"/>
+              <w:noProof/>
+              <w:kern w:val="2"/>
+              <w:sz w:val="28"/>
+              <w:szCs w:val="28"/>
+              <w14:ligatures w14:val="standardContextual"/>
+            </w:rPr>
+          </w:pPr>
+          <w:hyperlink w:anchor="_Toc217785148" w:history="1">
+            <w:r>
+              <w:rPr>
+                <w:rStyle w:val="ae"/>
+                <w:rFonts w:ascii="Times New Roman" w:hAnsi="Times New Roman" w:cs="Times New Roman"/>
+                <w:b w:val="0"/>
+                <w:bCs w:val="0"/>
+                <w:noProof/>
+                <w:sz w:val="28"/>
+                <w:szCs w:val="28"/>
+              </w:rPr>
+              <w:t>3.4</w:t>
+            </w:r>
+            <w:r>
+              <w:rPr>
+                <w:rFonts w:ascii="Times New Roman" w:eastAsiaTheme="minorEastAsia" w:hAnsi="Times New Roman" w:cs="Times New Roman"/>
+                <w:b w:val="0"/>
+                <w:bCs w:val="0"/>
+                <w:noProof/>
+                <w:kern w:val="2"/>
+                <w:sz w:val="28"/>
+                <w:szCs w:val="28"/>
+                <w14:ligatures w14:val="standardContextual"/>
+              </w:rPr>
+              <w:tab/>
+            </w:r>
+            <w:r>
+              <w:rPr>
+                <w:rStyle w:val="ae"/>
+                <w:rFonts w:ascii="Times New Roman" w:hAnsi="Times New Roman" w:cs="Times New Roman"/>
+                <w:b w:val="0"/>
+                <w:bCs w:val="0"/>
+                <w:noProof/>
+                <w:sz w:val="28"/>
+                <w:szCs w:val="28"/>
               </w:rPr>
               <w:t>Общие рекомендации по выбору и использованию систем виртуализации в ИТ-инфраструктуре</w:t>
             </w:r>
@@ -1968,7 +1911,7 @@
                 <w:sz w:val="28"/>
                 <w:szCs w:val="28"/>
               </w:rPr>
-              <w:instrText xml:space="preserve"> PAGEREF _Toc217778151 \h </w:instrText>
+              <w:instrText xml:space="preserve"> PAGEREF _Toc217785148 \h </w:instrText>
             </w:r>
             <w:r>
               <w:rPr>
@@ -2003,7 +1946,7 @@
                 <w:sz w:val="28"/>
                 <w:szCs w:val="28"/>
               </w:rPr>
-              <w:t>9</w:t>
+              <w:t>8</w:t>
             </w:r>
             <w:r>
               <w:rPr>
@@ -2038,7 +1981,7 @@
               <w14:ligatures w14:val="standardContextual"/>
             </w:rPr>
           </w:pPr>
-          <w:hyperlink w:anchor="_Toc217778152" w:history="1">
+          <w:hyperlink w:anchor="_Toc217785149" w:history="1">
             <w:r>
               <w:rPr>
                 <w:rStyle w:val="ae"/>
@@ -2048,10 +1991,8 @@
                 <w:i w:val="0"/>
                 <w:iCs w:val="0"/>
                 <w:noProof/>
-                <w:color w:val="auto"/>
-                <w:sz w:val="28"/>
-                <w:szCs w:val="28"/>
-                <w:u w:val="none"/>
+                <w:sz w:val="28"/>
+                <w:szCs w:val="28"/>
               </w:rPr>
               <w:t>ЗАКЛЮЧЕНИЕ</w:t>
             </w:r>
@@ -2095,7 +2036,7 @@
                 <w:sz w:val="28"/>
                 <w:szCs w:val="28"/>
               </w:rPr>
-              <w:instrText xml:space="preserve"> PAGEREF _Toc217778152 \h </w:instrText>
+              <w:instrText xml:space="preserve"> PAGEREF _Toc217785149 \h </w:instrText>
             </w:r>
             <w:r>
               <w:rPr>
@@ -2136,7 +2077,7 @@
                 <w:sz w:val="28"/>
                 <w:szCs w:val="28"/>
               </w:rPr>
-              <w:t>12</w:t>
+              <w:t>11</w:t>
             </w:r>
             <w:r>
               <w:rPr>
@@ -2161,17 +2102,19 @@
               <w:tab w:val="right" w:leader="dot" w:pos="9628"/>
             </w:tabs>
             <w:rPr>
-              <w:rFonts w:eastAsiaTheme="minorEastAsia" w:cstheme="minorBidi"/>
+              <w:rFonts w:ascii="Times New Roman" w:eastAsiaTheme="minorEastAsia" w:hAnsi="Times New Roman" w:cs="Times New Roman"/>
               <w:b w:val="0"/>
               <w:bCs w:val="0"/>
               <w:i w:val="0"/>
               <w:iCs w:val="0"/>
               <w:noProof/>
               <w:kern w:val="2"/>
+              <w:sz w:val="28"/>
+              <w:szCs w:val="28"/>
               <w14:ligatures w14:val="standardContextual"/>
             </w:rPr>
           </w:pPr>
-          <w:hyperlink w:anchor="_Toc217778153" w:history="1">
+          <w:hyperlink w:anchor="_Toc217785150" w:history="1">
             <w:r>
               <w:rPr>
                 <w:rStyle w:val="ae"/>
@@ -2181,10 +2124,8 @@
                 <w:i w:val="0"/>
                 <w:iCs w:val="0"/>
                 <w:noProof/>
-                <w:color w:val="auto"/>
-                <w:sz w:val="28"/>
-                <w:szCs w:val="28"/>
-                <w:u w:val="none"/>
+                <w:sz w:val="28"/>
+                <w:szCs w:val="28"/>
               </w:rPr>
               <w:t>СПИСОК ЛИТЕРАТУРЫ</w:t>
             </w:r>
@@ -2228,7 +2169,7 @@
                 <w:sz w:val="28"/>
                 <w:szCs w:val="28"/>
               </w:rPr>
-              <w:instrText xml:space="preserve"> PAGEREF _Toc217778153 \h </w:instrText>
+              <w:instrText xml:space="preserve"> PAGEREF _Toc217785150 \h </w:instrText>
             </w:r>
             <w:r>
               <w:rPr>
@@ -2269,7 +2210,7 @@
                 <w:sz w:val="28"/>
                 <w:szCs w:val="28"/>
               </w:rPr>
-              <w:t>14</w:t>
+              <w:t>13</w:t>
             </w:r>
             <w:r>
               <w:rPr>
@@ -2295,7 +2236,8 @@
           <w:r>
             <w:rPr>
               <w:noProof/>
-              <w:szCs w:val="28"/>
+              <w:sz w:val="32"/>
+              <w:szCs w:val="32"/>
             </w:rPr>
             <w:fldChar w:fldCharType="end"/>
           </w:r>
@@ -2373,11 +2315,13 @@
         </w:numPr>
       </w:pPr>
       <w:bookmarkStart w:id="0" w:name="_Toc217778141"/>
+      <w:bookmarkStart w:id="1" w:name="_Toc217785139"/>
       <w:r>
         <w:lastRenderedPageBreak/>
         <w:t>ВВЕДЕНИЕ</w:t>
       </w:r>
       <w:bookmarkEnd w:id="0"/>
+      <w:bookmarkEnd w:id="1"/>
     </w:p>
     <w:p>
       <w:pPr>
@@ -2420,7 +2364,6 @@
         <w:rPr>
           <w:b/>
           <w:bCs/>
-          <w:lang/>
         </w:rPr>
       </w:pPr>
     </w:p>
@@ -2528,12 +2471,12 @@
         <w:pStyle w:val="1"/>
         <w:ind w:right="-1"/>
       </w:pPr>
-      <w:bookmarkStart w:id="1" w:name="_Toc217778142"/>
+      <w:bookmarkStart w:id="2" w:name="_Toc217785140"/>
       <w:r>
         <w:lastRenderedPageBreak/>
         <w:t>Понятие виртуализации и её роль в ИТ-инфраструктуре</w:t>
       </w:r>
-      <w:bookmarkEnd w:id="1"/>
+      <w:bookmarkEnd w:id="2"/>
     </w:p>
     <w:p>
       <w:pPr>
@@ -2722,11 +2665,11 @@
         <w:pStyle w:val="1"/>
         <w:ind w:right="-1"/>
       </w:pPr>
-      <w:bookmarkStart w:id="2" w:name="_Toc217778143"/>
+      <w:bookmarkStart w:id="3" w:name="_Toc217785141"/>
       <w:r>
         <w:t>Классификация систем виртуализации</w:t>
       </w:r>
-      <w:bookmarkEnd w:id="2"/>
+      <w:bookmarkEnd w:id="3"/>
     </w:p>
     <w:p>
       <w:pPr>
@@ -2786,7 +2729,7 @@
         <w:pStyle w:val="2"/>
         <w:ind w:left="1276" w:hanging="567"/>
       </w:pPr>
-      <w:bookmarkStart w:id="3" w:name="_Toc217778144"/>
+      <w:bookmarkStart w:id="4" w:name="_Toc217785142"/>
       <w:r>
         <w:lastRenderedPageBreak/>
         <w:t>Гипервизоры типа 1 (</w:t>
@@ -2799,7 +2742,7 @@
       <w:r>
         <w:t>)</w:t>
       </w:r>
-      <w:bookmarkEnd w:id="3"/>
+      <w:bookmarkEnd w:id="4"/>
     </w:p>
     <w:p>
       <w:pPr>
@@ -3071,7 +3014,7 @@
       <w:pPr>
         <w:pStyle w:val="2"/>
       </w:pPr>
-      <w:bookmarkStart w:id="4" w:name="_Toc217778145"/>
+      <w:bookmarkStart w:id="5" w:name="_Toc217785143"/>
       <w:r>
         <w:rPr>
           <w:rStyle w:val="ad"/>
@@ -3098,13 +3041,12 @@
         </w:rPr>
         <w:t>)</w:t>
       </w:r>
-      <w:bookmarkEnd w:id="4"/>
+      <w:bookmarkEnd w:id="5"/>
     </w:p>
     <w:p>
       <w:pPr>
         <w:rPr>
           <w:shd w:val="clear" w:color="auto" w:fill="FFFFFF"/>
-          <w:lang/>
         </w:rPr>
       </w:pPr>
     </w:p>
@@ -3287,8 +3229,7 @@
     </w:p>
     <w:p>
       <w:pPr>
-        <w:pStyle w:val="a7"/>
-        <w:ind w:left="1069" w:firstLine="0"/>
+        <w:ind w:firstLine="0"/>
         <w:rPr>
           <w:lang w:eastAsia="en-GB"/>
         </w:rPr>
@@ -3296,274 +3237,34 @@
     </w:p>
     <w:p>
       <w:pPr>
+        <w:ind w:firstLine="0"/>
+        <w:rPr>
+          <w:lang w:eastAsia="en-GB"/>
+        </w:rPr>
+      </w:pPr>
+    </w:p>
+    <w:p>
+      <w:pPr>
+        <w:pStyle w:val="1"/>
+        <w:rPr>
+          <w:lang w:eastAsia="en-GB"/>
+        </w:rPr>
+      </w:pPr>
+      <w:bookmarkStart w:id="6" w:name="_Toc217785144"/>
+      <w:r>
+        <w:rPr>
+          <w:lang w:eastAsia="en-GB"/>
+        </w:rPr>
+        <w:t>Обзор систем виртуализации</w:t>
+      </w:r>
+      <w:bookmarkEnd w:id="6"/>
+    </w:p>
+    <w:p/>
+    <w:p>
+      <w:pPr>
         <w:pStyle w:val="2"/>
-        <w:rPr>
-          <w:rStyle w:val="ad"/>
-          <w:b/>
-          <w:bCs w:val="0"/>
-        </w:rPr>
-      </w:pPr>
-      <w:bookmarkStart w:id="5" w:name="_Toc217778146"/>
-      <w:r>
-        <w:rPr>
-          <w:rStyle w:val="ad"/>
-          <w:b/>
-          <w:bCs w:val="0"/>
-        </w:rPr>
-        <w:t>UI-специфичные визуальные принципы</w:t>
-      </w:r>
-      <w:bookmarkEnd w:id="5"/>
-    </w:p>
-    <w:p/>
-    <w:p>
-      <w:pPr>
-        <w:rPr>
-          <w:lang w:eastAsia="en-GB"/>
-        </w:rPr>
-      </w:pPr>
-      <w:r>
-        <w:rPr>
-          <w:lang w:eastAsia="en-GB"/>
-        </w:rPr>
-        <w:t>На уровне визуального дизайна (UI), помимо общих UX-идей, применяются принципы, заимствованные из графического дизайна и гештальт-психологии:</w:t>
-      </w:r>
-    </w:p>
-    <w:p>
-      <w:pPr>
-        <w:pStyle w:val="a7"/>
-        <w:numPr>
-          <w:ilvl w:val="0"/>
-          <w:numId w:val="13"/>
-        </w:numPr>
-        <w:rPr>
-          <w:lang w:eastAsia="en-GB"/>
-        </w:rPr>
-      </w:pPr>
-      <w:r>
-        <w:t>Иерархия</w:t>
-      </w:r>
-      <w:r>
-        <w:rPr>
-          <w:lang w:eastAsia="en-GB"/>
-        </w:rPr>
-        <w:t xml:space="preserve"> </w:t>
-      </w:r>
-      <w:r>
-        <w:rPr>
-          <w:lang w:eastAsia="en-GB"/>
-        </w:rPr>
-        <w:t>–</w:t>
-      </w:r>
-      <w:r>
-        <w:rPr>
-          <w:lang w:eastAsia="en-GB"/>
-        </w:rPr>
-        <w:t xml:space="preserve"> визуальное выделение важного через размер, цвет, контраст и позиционирование. Пользователь должен мгновенно понимать, на что смотреть первым [Figma Resource Library]. </w:t>
-      </w:r>
-    </w:p>
-    <w:p>
-      <w:pPr>
-        <w:pStyle w:val="a7"/>
-        <w:numPr>
-          <w:ilvl w:val="0"/>
-          <w:numId w:val="13"/>
-        </w:numPr>
-        <w:rPr>
-          <w:lang w:eastAsia="en-GB"/>
-        </w:rPr>
-      </w:pPr>
-      <w:r>
-        <w:t>Контраст, выравнивание, близость (</w:t>
-      </w:r>
-      <w:proofErr w:type="spellStart"/>
-      <w:r>
-        <w:t>Contrast</w:t>
-      </w:r>
-      <w:proofErr w:type="spellEnd"/>
-      <w:r>
-        <w:t xml:space="preserve">, </w:t>
-      </w:r>
-      <w:proofErr w:type="spellStart"/>
-      <w:r>
-        <w:t>Alignment</w:t>
-      </w:r>
-      <w:proofErr w:type="spellEnd"/>
-      <w:r>
-        <w:t xml:space="preserve">, </w:t>
-      </w:r>
-      <w:proofErr w:type="spellStart"/>
-      <w:r>
-        <w:t>Proximity</w:t>
-      </w:r>
-      <w:proofErr w:type="spellEnd"/>
-      <w:r>
-        <w:t>)</w:t>
-      </w:r>
-      <w:r>
-        <w:rPr>
-          <w:lang w:eastAsia="en-GB"/>
-        </w:rPr>
-        <w:t xml:space="preserve"> </w:t>
-      </w:r>
-      <w:r>
-        <w:rPr>
-          <w:lang w:eastAsia="en-GB"/>
-        </w:rPr>
-        <w:t>–</w:t>
-      </w:r>
-      <w:r>
-        <w:rPr>
-          <w:lang w:eastAsia="en-GB"/>
-        </w:rPr>
-        <w:t xml:space="preserve">основы композиции: контраст привлекает внимание, выравнивание создаёт порядок, близость группирует связанные элементы (например, кнопки управления видео) [Figma]. </w:t>
-      </w:r>
-    </w:p>
-    <w:p>
-      <w:pPr>
-        <w:pStyle w:val="a7"/>
-        <w:numPr>
-          <w:ilvl w:val="0"/>
-          <w:numId w:val="13"/>
-        </w:numPr>
-        <w:rPr>
-          <w:lang w:eastAsia="en-GB"/>
-        </w:rPr>
-      </w:pPr>
-      <w:r>
-        <w:lastRenderedPageBreak/>
-        <w:t>Прогрессивное раскрытие (</w:t>
-      </w:r>
-      <w:proofErr w:type="spellStart"/>
-      <w:r>
-        <w:t>Progressive</w:t>
-      </w:r>
-      <w:proofErr w:type="spellEnd"/>
-      <w:r>
-        <w:t xml:space="preserve"> </w:t>
-      </w:r>
-      <w:proofErr w:type="spellStart"/>
-      <w:r>
-        <w:t>Disclosure</w:t>
-      </w:r>
-      <w:proofErr w:type="spellEnd"/>
-      <w:r>
-        <w:t>)</w:t>
-      </w:r>
-      <w:r>
-        <w:rPr>
-          <w:lang w:eastAsia="en-GB"/>
-        </w:rPr>
-        <w:t xml:space="preserve"> </w:t>
-      </w:r>
-      <w:r>
-        <w:rPr>
-          <w:lang w:eastAsia="en-GB"/>
-        </w:rPr>
-        <w:t>–</w:t>
-      </w:r>
-      <w:r>
-        <w:rPr>
-          <w:lang w:eastAsia="en-GB"/>
-        </w:rPr>
-        <w:t xml:space="preserve"> показ только той информации, которая нужна «здесь и сейчас», чтобы избежать перегрузки. Например, расширенные настройки скрыты за кнопкой «Дополнительно» [Figma; Nielsen Norman Group]. </w:t>
-      </w:r>
-    </w:p>
-    <w:p>
-      <w:pPr>
-        <w:pStyle w:val="a7"/>
-        <w:numPr>
-          <w:ilvl w:val="0"/>
-          <w:numId w:val="13"/>
-        </w:numPr>
-        <w:rPr>
-          <w:lang w:eastAsia="en-GB"/>
-        </w:rPr>
-      </w:pPr>
-      <w:r>
-        <w:t xml:space="preserve">Минимализм </w:t>
-      </w:r>
-      <w:r>
-        <w:rPr>
-          <w:lang w:eastAsia="en-GB"/>
-        </w:rPr>
-        <w:t>–</w:t>
-      </w:r>
-      <w:r>
-        <w:rPr>
-          <w:lang w:eastAsia="en-GB"/>
-        </w:rPr>
-        <w:t xml:space="preserve"> удаление всего, что не служит пользовательской цели, в духе эвристики №8 Нильсена. Это снижает визуальный шум и усиливает фокус на ключевых действиях [Baymard Institute].</w:t>
-      </w:r>
-    </w:p>
-    <w:p>
-      <w:pPr>
-        <w:pStyle w:val="a7"/>
-        <w:numPr>
-          <w:ilvl w:val="0"/>
-          <w:numId w:val="13"/>
-        </w:numPr>
-        <w:rPr>
-          <w:lang w:eastAsia="en-GB"/>
-        </w:rPr>
-      </w:pPr>
-      <w:r>
-        <w:rPr>
-          <w:lang w:eastAsia="en-GB"/>
-        </w:rPr>
-        <w:t xml:space="preserve">Эти принципы не противоречат классическим эвристикам </w:t>
-      </w:r>
-      <w:r>
-        <w:rPr>
-          <w:lang w:eastAsia="en-GB"/>
-        </w:rPr>
-        <w:t xml:space="preserve">– </w:t>
-      </w:r>
-      <w:r>
-        <w:rPr>
-          <w:lang w:eastAsia="en-GB"/>
-        </w:rPr>
-        <w:t>напротив, они их конкретизируют и визуализируют.</w:t>
-      </w:r>
-    </w:p>
-    <w:p>
-      <w:pPr>
-        <w:pStyle w:val="a7"/>
-        <w:ind w:left="1069" w:firstLine="0"/>
-        <w:rPr>
-          <w:lang w:eastAsia="en-GB"/>
-        </w:rPr>
-      </w:pPr>
-    </w:p>
-    <w:p>
-      <w:pPr>
-        <w:ind w:firstLine="0"/>
-        <w:rPr>
-          <w:lang w:eastAsia="en-GB"/>
-        </w:rPr>
-      </w:pPr>
-    </w:p>
-    <w:p>
-      <w:pPr>
-        <w:pStyle w:val="1"/>
-        <w:rPr>
-          <w:lang w:eastAsia="en-GB"/>
-        </w:rPr>
-      </w:pPr>
-      <w:bookmarkStart w:id="6" w:name="_Toc217778147"/>
-      <w:r>
-        <w:rPr>
-          <w:lang w:eastAsia="en-GB"/>
-        </w:rPr>
-        <w:t>Обзор систем виртуализации</w:t>
-      </w:r>
-      <w:bookmarkEnd w:id="6"/>
-    </w:p>
-    <w:p/>
-    <w:p>
-      <w:pPr>
-        <w:pStyle w:val="2"/>
-      </w:pPr>
-      <w:bookmarkStart w:id="7" w:name="_Toc217778148"/>
+      </w:pPr>
+      <w:bookmarkStart w:id="7" w:name="_Toc217785145"/>
       <w:proofErr w:type="spellStart"/>
       <w:r>
         <w:t>VirtualBox</w:t>
@@ -3602,6 +3303,7 @@
     </w:p>
     <w:p>
       <w:r>
+        <w:lastRenderedPageBreak/>
         <w:t xml:space="preserve">Основные возможности </w:t>
       </w:r>
       <w:proofErr w:type="spellStart"/>
@@ -3699,7 +3401,6 @@
     </w:p>
     <w:p>
       <w:r>
-        <w:lastRenderedPageBreak/>
         <w:t xml:space="preserve">Несмотря на широкие функциональные возможности, </w:t>
       </w:r>
       <w:proofErr w:type="spellStart"/>
@@ -3723,7 +3424,7 @@
       <w:pPr>
         <w:pStyle w:val="2"/>
       </w:pPr>
-      <w:bookmarkStart w:id="8" w:name="_Toc217778149"/>
+      <w:bookmarkStart w:id="8" w:name="_Toc217785146"/>
       <w:r>
         <w:t>VMware</w:t>
       </w:r>
@@ -3940,17 +3641,11 @@
     </w:p>
     <w:p>
       <w:pPr>
-        <w:rPr>
-          <w:lang w:eastAsia="en-GB"/>
-        </w:rPr>
-      </w:pPr>
-    </w:p>
-    <w:p>
-      <w:pPr>
         <w:pStyle w:val="2"/>
       </w:pPr>
-      <w:bookmarkStart w:id="9" w:name="_Toc217778150"/>
-      <w:r>
+      <w:bookmarkStart w:id="9" w:name="_Toc217785147"/>
+      <w:r>
+        <w:lastRenderedPageBreak/>
         <w:t>KVM</w:t>
       </w:r>
       <w:bookmarkEnd w:id="9"/>
@@ -3971,7 +3666,6 @@
     </w:p>
     <w:p>
       <w:r>
-        <w:lastRenderedPageBreak/>
         <w:t>Каждая виртуальная машина в KVM рассматривается как отдельный процесс Linux, что обеспечивает:</w:t>
       </w:r>
     </w:p>
@@ -4081,7 +3775,7 @@
       <w:pPr>
         <w:pStyle w:val="2"/>
       </w:pPr>
-      <w:bookmarkStart w:id="10" w:name="_Toc217778151"/>
+      <w:bookmarkStart w:id="10" w:name="_Toc217785148"/>
       <w:r>
         <w:t xml:space="preserve">Общие рекомендации </w:t>
       </w:r>
@@ -4093,60 +3787,93 @@
     <w:p/>
     <w:p>
       <w:r>
-        <w:t>Обобщая знания, полученные в ходе изучения принципов проектирования пользовательского интерфейса и пользовательского опыта, можно сформулировать ряд универсальных рекомендаций для разработчиков и дизайнеров клиентских приложений.</w:t>
-      </w:r>
-    </w:p>
-    <w:p>
-      <w:r>
-        <w:t>Прежде всего, процесс проектирования следует начинать с UX (User Experience), а уже затем переходить к UI (User Interface). На начальном этапе необходимо провести исследование пользователей, проанализировать их потребности, цели и контекст использования продукта. Далее формируются пользовательские сценарии, логика навигации и общая структура приложения. Такой подход позволяет создать понятный и логически выстроенный продукт ещё до выбора визуальных решений, таких как цветовая палитра, шрифты и стилистика интерфейса.</w:t>
-      </w:r>
-    </w:p>
-    <w:p>
-      <w:r>
-        <w:t xml:space="preserve">Важным этапом является тестирование на реальных пользователях. Даже строгое следование классическим принципам и эвристикам, включая 10 эвристик Якоба Нильсена, не гарантирует высокой удобства использования. Только </w:t>
+        <w:t xml:space="preserve">Обобщая результаты сравнительного анализа систем виртуализации </w:t>
+      </w:r>
+      <w:proofErr w:type="spellStart"/>
+      <w:r>
+        <w:t>VirtualBox</w:t>
+      </w:r>
+      <w:proofErr w:type="spellEnd"/>
+      <w:r>
+        <w:t>, VMware и KVM, можно сформулировать ряд практических рекомендаций по их выбору и применению при проектировании и эксплуатации ИТ-инфраструктуры.</w:t>
+      </w:r>
+    </w:p>
+    <w:p>
+      <w:r>
+        <w:t xml:space="preserve">Прежде всего, выбор системы виртуализации должен основываться на целях и масштабе инфраструктуры. Для учебных задач, лабораторных работ и тестирования программного обеспечения целесообразно использовать </w:t>
+      </w:r>
+      <w:proofErr w:type="spellStart"/>
+      <w:r>
+        <w:t>VirtualBox</w:t>
+      </w:r>
+      <w:proofErr w:type="spellEnd"/>
+      <w:r>
+        <w:t xml:space="preserve">, так как данная система отличается простотой установки, наглядным графическим интерфейсом и отсутствием затрат на лицензирование. В </w:t>
       </w:r>
       <w:r>
         <w:lastRenderedPageBreak/>
-        <w:t>наблюдение за реальным поведением пользователей позволяет выявить скрытые проблемы, неочевидные ошибки и неточности в сценариях взаимодействия с интерфейсом.</w:t>
-      </w:r>
-    </w:p>
-    <w:p>
-      <w:r>
-        <w:t xml:space="preserve">Для обеспечения согласованности и ускорения процесса разработки рекомендуется использовать дизайн-системы, такие как </w:t>
+        <w:t>корпоративных и производственных средах, где предъявляются повышенные требования к надёжности и производительности, предпочтение следует отдавать решениям VMware или KVM.</w:t>
+      </w:r>
+    </w:p>
+    <w:p>
+      <w:r>
+        <w:t xml:space="preserve">При построении серверной инфраструктуры необходимо учитывать требования к производительности и отказоустойчивости. Для высоконагруженных систем рекомендуется использовать гипервизоры типа 1, такие как VMware </w:t>
       </w:r>
       <w:proofErr w:type="spellStart"/>
       <w:r>
-        <w:t>Material</w:t>
+        <w:t>ESXi</w:t>
       </w:r>
       <w:proofErr w:type="spellEnd"/>
       <w:r>
-        <w:t xml:space="preserve"> Design, Apple Human Interface </w:t>
+        <w:t xml:space="preserve"> или KVM, которые обеспечивают минимальные накладные расходы и эффективное использование аппаратных ресурсов. Использование </w:t>
       </w:r>
       <w:proofErr w:type="spellStart"/>
       <w:r>
-        <w:t>Guidelines</w:t>
+        <w:t>hosted</w:t>
       </w:r>
       <w:proofErr w:type="spellEnd"/>
       <w:r>
-        <w:t xml:space="preserve"> или Microsoft </w:t>
+        <w:t>-гипервизоров в подобных сценариях может привести к снижению производительности и стабильности работы.</w:t>
+      </w:r>
+    </w:p>
+    <w:p>
+      <w:r>
+        <w:t xml:space="preserve">Важным аспектом является использование аппаратной виртуализации. Перед развертыванием виртуальной среды следует убедиться, что процессор и материнская плата поддерживают технологии Intel VT-x или AMD-V, а также что данные функции включены в BIOS/UEFI. Это позволяет значительно повысить эффективность работы виртуальных машин и снизить нагрузку на </w:t>
       </w:r>
       <w:proofErr w:type="spellStart"/>
       <w:r>
-        <w:t>Fluent</w:t>
+        <w:t>хостовую</w:t>
       </w:r>
       <w:proofErr w:type="spellEnd"/>
       <w:r>
-        <w:t xml:space="preserve"> Design. Дизайн-системы задают единые правила оформления интерфейсов, поведения элементов управления и анимаций, а также включают проверенные решения в области доступности и юзабилити. Это особенно важно при командной разработке и масштабировании продукта.</w:t>
-      </w:r>
-    </w:p>
-    <w:p>
-      <w:r>
-        <w:t>При создании интерфейсов недопустимо жертвовать доступностью ради визуальной привлекательности. Контрастность текста и элементов управления, читаемость шрифтов, поддержка клавиатурной навигации и экранных читалок являются не дополнительными возможностями, а базовыми требованиями современного UI/UX-дизайна. Инклюзивный подход позволяет сделать продукт доступным для максимально широкой аудитории пользователей.</w:t>
-      </w:r>
-    </w:p>
-    <w:p>
-      <w:r>
-        <w:t>Наконец, разработка интерфейса должна рассматриваться как итеративный процесс. Качественный UI/UX является результатом многократных циклов «дизайн → прототип → тестирование → доработка». Постоянное улучшение на основе обратной связи пользователей позволяет повышать удобство, снижать количество ошибок и создавать конкурентоспособные цифровые продукты.</w:t>
+        <w:t xml:space="preserve"> систему.</w:t>
+      </w:r>
+    </w:p>
+    <w:p>
+      <w:r>
+        <w:t xml:space="preserve">Особое внимание следует уделять вопросам информационной безопасности. </w:t>
+      </w:r>
+      <w:proofErr w:type="spellStart"/>
+      <w:r>
+        <w:t>Виртуализированная</w:t>
+      </w:r>
+      <w:proofErr w:type="spellEnd"/>
+      <w:r>
+        <w:t xml:space="preserve"> среда должна регулярно обновляться, включая гипервизоры и гостевые операционные системы. Рекомендуется ограничивать доступ к средствам управления виртуальными машинами, использовать сетевую сегментацию и изоляцию виртуальных сред, а также применять резервное копирование для защиты данных.</w:t>
+      </w:r>
+    </w:p>
+    <w:p>
+      <w:r>
+        <w:t>Для обеспечения устойчивости ИТ-инфраструктуры необходимо заранее планировать резервное копирование и восстановление. Использование снимков виртуальных машин и автоматизированных средств резервного копирования позволяет быстро восстанавливать работоспособность системы в случае сбоев, ошибок администрирования или аппаратных отказов.</w:t>
+      </w:r>
+    </w:p>
+    <w:p>
+      <w:r>
+        <w:t xml:space="preserve">Также рекомендуется вести техническую документацию виртуальной инфраструктуры, включая описание конфигураций виртуальных машин, схем сетевого взаимодействия и распределение ресурсов. Наличие актуальной </w:t>
+      </w:r>
+      <w:r>
+        <w:lastRenderedPageBreak/>
+        <w:t>документации упрощает сопровождение системы, снижает риски ошибок и облегчает передачу инфраструктуры другим администраторам.</w:t>
       </w:r>
     </w:p>
     <w:p>
@@ -4157,23 +3884,26 @@
         </w:rPr>
       </w:pPr>
       <w:r>
-        <w:t>Таким образом, эффективное сочетание UX и UI, как показано на рисунке 1, обеспечивает создание полноценного конечного продукта, который одновременно является функциональным, удобным и визуально привлекательным.</w:t>
+        <w:t xml:space="preserve">Таким образом, грамотный выбор и корректное использование систем виртуализации </w:t>
+      </w:r>
+      <w:proofErr w:type="spellStart"/>
+      <w:r>
+        <w:t>VirtualBox</w:t>
+      </w:r>
+      <w:proofErr w:type="spellEnd"/>
+      <w:r>
+        <w:t>, VMware и KVM позволяют повысить эффективность управления ресурсами, снизить эксплуатационные затраты и обеспечить гибкость и надёжность современной ИТ-инфраструктуры.</w:t>
       </w:r>
     </w:p>
     <w:p>
       <w:pPr>
         <w:keepNext/>
         <w:ind w:right="-1" w:firstLine="0"/>
-        <w:rPr>
-          <w:lang/>
-        </w:rPr>
       </w:pPr>
       <w:r>
         <w:rPr>
           <w:noProof/>
-          <w:lang/>
-        </w:rPr>
-        <w:lastRenderedPageBreak/>
+        </w:rPr>
         <w:drawing>
           <wp:inline distT="0" distB="0" distL="0" distR="0" wp14:anchorId="7F965A7F" wp14:editId="067434D7">
             <wp:extent cx="6115050" cy="4076700"/>
@@ -4232,24 +3962,14 @@
       <w:r>
         <w:t xml:space="preserve">Рис. </w:t>
       </w:r>
-      <w:r>
-        <w:fldChar w:fldCharType="begin"/>
-      </w:r>
-      <w:r>
-        <w:instrText xml:space="preserve"> SEQ Figure \* ARABIC </w:instrText>
-      </w:r>
-      <w:r>
-        <w:fldChar w:fldCharType="separate"/>
-      </w:r>
-      <w:r>
-        <w:rPr>
-          <w:noProof/>
-        </w:rPr>
-        <w:t>1</w:t>
-      </w:r>
-      <w:r>
-        <w:fldChar w:fldCharType="end"/>
-      </w:r>
+      <w:fldSimple w:instr=" SEQ Figure \* ARABIC ">
+        <w:r>
+          <w:rPr>
+            <w:noProof/>
+          </w:rPr>
+          <w:t>1</w:t>
+        </w:r>
+      </w:fldSimple>
       <w:r>
         <w:t xml:space="preserve">. </w:t>
       </w:r>
@@ -4265,11 +3985,6 @@
     <w:p/>
     <w:p/>
     <w:p/>
-    <w:p/>
-    <w:p/>
-    <w:p/>
-    <w:p/>
-    <w:p/>
     <w:p>
       <w:pPr>
         <w:ind w:firstLine="0"/>
@@ -4283,7 +3998,7 @@
           <w:numId w:val="0"/>
         </w:numPr>
       </w:pPr>
-      <w:bookmarkStart w:id="11" w:name="_Toc217778152"/>
+      <w:bookmarkStart w:id="11" w:name="_Toc217785149"/>
       <w:r>
         <w:lastRenderedPageBreak/>
         <w:t>ЗАКЛЮЧЕНИЕ</w:t>
@@ -4515,7 +4230,7 @@
           <w:numId w:val="0"/>
         </w:numPr>
       </w:pPr>
-      <w:bookmarkStart w:id="12" w:name="_Toc217778153"/>
+      <w:bookmarkStart w:id="12" w:name="_Toc217785150"/>
       <w:r>
         <w:lastRenderedPageBreak/>
         <w:t>СПИСОК ЛИТЕРАТУРЫ</w:t>
@@ -4541,9 +4256,6 @@
           <w:ilvl w:val="0"/>
           <w:numId w:val="23"/>
         </w:numPr>
-        <w:rPr>
-          <w:lang/>
-        </w:rPr>
       </w:pPr>
       <w:r>
         <w:rPr>
@@ -4552,14 +4264,90 @@
           <w:bCs/>
           <w:lang w:val="en-US"/>
         </w:rPr>
-        <w:t>Oracle Corporation.</w:t>
-      </w:r>
-      <w:r>
-        <w:rPr>
-          <w:rFonts w:eastAsiaTheme="majorEastAsia"/>
+        <w:t>Oracle</w:t>
+      </w:r>
+      <w:r>
+        <w:rPr>
+          <w:rFonts w:eastAsiaTheme="majorEastAsia"/>
+          <w:b/>
+          <w:bCs/>
+        </w:rPr>
+        <w:t xml:space="preserve"> </w:t>
+      </w:r>
+      <w:r>
+        <w:rPr>
+          <w:rFonts w:eastAsiaTheme="majorEastAsia"/>
+          <w:b/>
+          <w:bCs/>
           <w:lang w:val="en-US"/>
         </w:rPr>
-        <w:t xml:space="preserve"> Oracle VM VirtualBox Documentation [</w:t>
+        <w:t>Corporation</w:t>
+      </w:r>
+      <w:r>
+        <w:rPr>
+          <w:rFonts w:eastAsiaTheme="majorEastAsia"/>
+          <w:b/>
+          <w:bCs/>
+        </w:rPr>
+        <w:t>.</w:t>
+      </w:r>
+      <w:r>
+        <w:rPr>
+          <w:rFonts w:eastAsiaTheme="majorEastAsia"/>
+        </w:rPr>
+        <w:t xml:space="preserve"> </w:t>
+      </w:r>
+      <w:r>
+        <w:rPr>
+          <w:rFonts w:eastAsiaTheme="majorEastAsia"/>
+          <w:lang w:val="en-US"/>
+        </w:rPr>
+        <w:t>Oracle</w:t>
+      </w:r>
+      <w:r>
+        <w:rPr>
+          <w:rFonts w:eastAsiaTheme="majorEastAsia"/>
+        </w:rPr>
+        <w:t xml:space="preserve"> </w:t>
+      </w:r>
+      <w:r>
+        <w:rPr>
+          <w:rFonts w:eastAsiaTheme="majorEastAsia"/>
+          <w:lang w:val="en-US"/>
+        </w:rPr>
+        <w:t>VM</w:t>
+      </w:r>
+      <w:r>
+        <w:rPr>
+          <w:rFonts w:eastAsiaTheme="majorEastAsia"/>
+        </w:rPr>
+        <w:t xml:space="preserve"> </w:t>
+      </w:r>
+      <w:r>
+        <w:rPr>
+          <w:rFonts w:eastAsiaTheme="majorEastAsia"/>
+          <w:lang w:val="en-US"/>
+        </w:rPr>
+        <w:t>VirtualBox</w:t>
+      </w:r>
+      <w:r>
+        <w:rPr>
+          <w:rFonts w:eastAsiaTheme="majorEastAsia"/>
+        </w:rPr>
+        <w:t xml:space="preserve"> </w:t>
+      </w:r>
+      <w:r>
+        <w:rPr>
+          <w:rFonts w:eastAsiaTheme="majorEastAsia"/>
+          <w:lang w:val="en-US"/>
+        </w:rPr>
+        <w:t>Documentation</w:t>
+      </w:r>
+      <w:r>
+        <w:rPr>
+          <w:rFonts w:eastAsiaTheme="majorEastAsia"/>
+        </w:rPr>
+        <w:t xml:space="preserve"> [</w:t>
       </w:r>
       <w:r>
         <w:rPr>
@@ -4570,22 +4358,33 @@
       <w:r>
         <w:rPr>
           <w:rFonts w:eastAsiaTheme="majorEastAsia"/>
+        </w:rPr>
+        <w:t xml:space="preserve"> </w:t>
+      </w:r>
+      <w:r>
+        <w:rPr>
+          <w:rFonts w:eastAsiaTheme="majorEastAsia"/>
+        </w:rPr>
+        <w:t>ресурс</w:t>
+      </w:r>
+      <w:r>
+        <w:rPr>
+          <w:rFonts w:eastAsiaTheme="majorEastAsia"/>
+        </w:rPr>
+        <w:t xml:space="preserve">]. – </w:t>
+      </w:r>
+      <w:r>
+        <w:rPr>
+          <w:rFonts w:eastAsiaTheme="majorEastAsia"/>
           <w:lang w:val="en-US"/>
         </w:rPr>
-        <w:t xml:space="preserve"> </w:t>
-      </w:r>
-      <w:r>
-        <w:rPr>
-          <w:rFonts w:eastAsiaTheme="majorEastAsia"/>
-        </w:rPr>
-        <w:t>ресурс</w:t>
-      </w:r>
-      <w:r>
-        <w:rPr>
-          <w:rFonts w:eastAsiaTheme="majorEastAsia"/>
-          <w:lang w:val="en-US"/>
-        </w:rPr>
-        <w:t xml:space="preserve">]. – URL: </w:t>
+        <w:t>URL</w:t>
+      </w:r>
+      <w:r>
+        <w:rPr>
+          <w:rFonts w:eastAsiaTheme="majorEastAsia"/>
+        </w:rPr>
+        <w:t xml:space="preserve">: </w:t>
       </w:r>
       <w:hyperlink r:id="rId7" w:tgtFrame="_new" w:history="1">
         <w:r>
@@ -4594,13 +4393,89 @@
             <w:rFonts w:eastAsiaTheme="majorEastAsia"/>
             <w:lang w:val="en-US"/>
           </w:rPr>
-          <w:t>https://www.virtualbox.org/wiki/Documentation</w:t>
+          <w:t>https</w:t>
+        </w:r>
+        <w:r>
+          <w:rPr>
+            <w:rStyle w:val="ae"/>
+            <w:rFonts w:eastAsiaTheme="majorEastAsia"/>
+          </w:rPr>
+          <w:t>://</w:t>
+        </w:r>
+        <w:r>
+          <w:rPr>
+            <w:rStyle w:val="ae"/>
+            <w:rFonts w:eastAsiaTheme="majorEastAsia"/>
+            <w:lang w:val="en-US"/>
+          </w:rPr>
+          <w:t>www</w:t>
+        </w:r>
+        <w:r>
+          <w:rPr>
+            <w:rStyle w:val="ae"/>
+            <w:rFonts w:eastAsiaTheme="majorEastAsia"/>
+          </w:rPr>
+          <w:t>.</w:t>
+        </w:r>
+        <w:proofErr w:type="spellStart"/>
+        <w:r>
+          <w:rPr>
+            <w:rStyle w:val="ae"/>
+            <w:rFonts w:eastAsiaTheme="majorEastAsia"/>
+            <w:lang w:val="en-US"/>
+          </w:rPr>
+          <w:t>virtualbox</w:t>
+        </w:r>
+        <w:proofErr w:type="spellEnd"/>
+        <w:r>
+          <w:rPr>
+            <w:rStyle w:val="ae"/>
+            <w:rFonts w:eastAsiaTheme="majorEastAsia"/>
+          </w:rPr>
+          <w:t>.</w:t>
+        </w:r>
+        <w:r>
+          <w:rPr>
+            <w:rStyle w:val="ae"/>
+            <w:rFonts w:eastAsiaTheme="majorEastAsia"/>
+            <w:lang w:val="en-US"/>
+          </w:rPr>
+          <w:t>org</w:t>
+        </w:r>
+        <w:r>
+          <w:rPr>
+            <w:rStyle w:val="ae"/>
+            <w:rFonts w:eastAsiaTheme="majorEastAsia"/>
+          </w:rPr>
+          <w:t>/</w:t>
+        </w:r>
+        <w:r>
+          <w:rPr>
+            <w:rStyle w:val="ae"/>
+            <w:rFonts w:eastAsiaTheme="majorEastAsia"/>
+            <w:lang w:val="en-US"/>
+          </w:rPr>
+          <w:t>wiki</w:t>
+        </w:r>
+        <w:r>
+          <w:rPr>
+            <w:rStyle w:val="ae"/>
+            <w:rFonts w:eastAsiaTheme="majorEastAsia"/>
+          </w:rPr>
+          <w:t>/</w:t>
+        </w:r>
+        <w:r>
+          <w:rPr>
+            <w:rStyle w:val="ae"/>
+            <w:rFonts w:eastAsiaTheme="majorEastAsia"/>
+            <w:lang w:val="en-US"/>
+          </w:rPr>
+          <w:t>Documentation</w:t>
         </w:r>
       </w:hyperlink>
       <w:r>
         <w:rPr>
           <w:rFonts w:eastAsiaTheme="majorEastAsia"/>
-          <w:lang w:val="en-US"/>
         </w:rPr>
         <w:t xml:space="preserve"> (</w:t>
       </w:r>
@@ -4613,7 +4488,6 @@
       <w:r>
         <w:rPr>
           <w:rFonts w:eastAsiaTheme="majorEastAsia"/>
-          <w:lang w:val="en-US"/>
         </w:rPr>
         <w:t xml:space="preserve"> </w:t>
       </w:r>
@@ -4626,7 +4500,6 @@
       <w:r>
         <w:rPr>
           <w:rFonts w:eastAsiaTheme="majorEastAsia"/>
-          <w:lang w:val="en-US"/>
         </w:rPr>
         <w:t>: 14.11.2025).</w:t>
       </w:r>
@@ -4639,7 +4512,7 @@
           <w:numId w:val="23"/>
         </w:numPr>
         <w:rPr>
-          <w:lang/>
+          <w:lang w:val="en-US"/>
         </w:rPr>
       </w:pPr>
       <w:r>
@@ -4736,7 +4609,7 @@
           <w:numId w:val="23"/>
         </w:numPr>
         <w:rPr>
-          <w:lang/>
+          <w:lang w:val="en-US"/>
         </w:rPr>
       </w:pPr>
       <w:r>
@@ -4744,16 +4617,68 @@
           <w:rFonts w:eastAsiaTheme="majorEastAsia"/>
           <w:b/>
           <w:bCs/>
-          <w:lang/>
+          <w:lang w:val="en-US"/>
         </w:rPr>
         <w:t>VMware, Inc.</w:t>
       </w:r>
       <w:r>
         <w:rPr>
           <w:rFonts w:eastAsiaTheme="majorEastAsia"/>
-          <w:lang/>
-        </w:rPr>
-        <w:t xml:space="preserve"> VMware Virtualization Overview [Электронный ресурс]. – URL: https://www.vmware.com/topics/virtualization.html (дата обращения: 14.11.2025).</w:t>
+          <w:lang w:val="en-US"/>
+        </w:rPr>
+        <w:t xml:space="preserve"> VMware Virtualization Overview [</w:t>
+      </w:r>
+      <w:r>
+        <w:rPr>
+          <w:rFonts w:eastAsiaTheme="majorEastAsia"/>
+        </w:rPr>
+        <w:t>Электронный</w:t>
+      </w:r>
+      <w:r>
+        <w:rPr>
+          <w:rFonts w:eastAsiaTheme="majorEastAsia"/>
+          <w:lang w:val="en-US"/>
+        </w:rPr>
+        <w:t xml:space="preserve"> </w:t>
+      </w:r>
+      <w:r>
+        <w:rPr>
+          <w:rFonts w:eastAsiaTheme="majorEastAsia"/>
+        </w:rPr>
+        <w:t>ресурс</w:t>
+      </w:r>
+      <w:r>
+        <w:rPr>
+          <w:rFonts w:eastAsiaTheme="majorEastAsia"/>
+          <w:lang w:val="en-US"/>
+        </w:rPr>
+        <w:t>]. – URL: https://www.vmware.com/topics/virtualization.html (</w:t>
+      </w:r>
+      <w:r>
+        <w:rPr>
+          <w:rFonts w:eastAsiaTheme="majorEastAsia"/>
+        </w:rPr>
+        <w:t>дата</w:t>
+      </w:r>
+      <w:r>
+        <w:rPr>
+          <w:rFonts w:eastAsiaTheme="majorEastAsia"/>
+          <w:lang w:val="en-US"/>
+        </w:rPr>
+        <w:t xml:space="preserve"> </w:t>
+      </w:r>
+      <w:r>
+        <w:rPr>
+          <w:rFonts w:eastAsiaTheme="majorEastAsia"/>
+        </w:rPr>
+        <w:t>обращения</w:t>
+      </w:r>
+      <w:r>
+        <w:rPr>
+          <w:rFonts w:eastAsiaTheme="majorEastAsia"/>
+          <w:lang w:val="en-US"/>
+        </w:rPr>
+        <w:t>: 14.11.2025).</w:t>
       </w:r>
     </w:p>
     <w:p>
@@ -4764,7 +4689,7 @@
           <w:numId w:val="23"/>
         </w:numPr>
         <w:rPr>
-          <w:lang/>
+          <w:lang w:val="en-US"/>
         </w:rPr>
       </w:pPr>
       <w:r>
@@ -4772,16 +4697,84 @@
           <w:rFonts w:eastAsiaTheme="majorEastAsia"/>
           <w:b/>
           <w:bCs/>
-          <w:lang/>
+          <w:lang w:val="en-US"/>
         </w:rPr>
         <w:t>VMware, Inc.</w:t>
       </w:r>
       <w:r>
         <w:rPr>
           <w:rFonts w:eastAsiaTheme="majorEastAsia"/>
-          <w:lang/>
-        </w:rPr>
-        <w:t xml:space="preserve"> VMware ESXi Documentation [Электронный ресурс]. – URL: https://docs.vmware.com/en/VMware-ESXi/index.html (дата обращения: 14.11.2025).</w:t>
+          <w:lang w:val="en-US"/>
+        </w:rPr>
+        <w:t xml:space="preserve"> VMware </w:t>
+      </w:r>
+      <w:proofErr w:type="spellStart"/>
+      <w:r>
+        <w:rPr>
+          <w:rFonts w:eastAsiaTheme="majorEastAsia"/>
+          <w:lang w:val="en-US"/>
+        </w:rPr>
+        <w:t>ESXi</w:t>
+      </w:r>
+      <w:proofErr w:type="spellEnd"/>
+      <w:r>
+        <w:rPr>
+          <w:rFonts w:eastAsiaTheme="majorEastAsia"/>
+          <w:lang w:val="en-US"/>
+        </w:rPr>
+        <w:t xml:space="preserve"> Documentation [</w:t>
+      </w:r>
+      <w:r>
+        <w:rPr>
+          <w:rFonts w:eastAsiaTheme="majorEastAsia"/>
+        </w:rPr>
+        <w:t>Электронный</w:t>
+      </w:r>
+      <w:r>
+        <w:rPr>
+          <w:rFonts w:eastAsiaTheme="majorEastAsia"/>
+          <w:lang w:val="en-US"/>
+        </w:rPr>
+        <w:t xml:space="preserve"> </w:t>
+      </w:r>
+      <w:r>
+        <w:rPr>
+          <w:rFonts w:eastAsiaTheme="majorEastAsia"/>
+        </w:rPr>
+        <w:t>ресурс</w:t>
+      </w:r>
+      <w:r>
+        <w:rPr>
+          <w:rFonts w:eastAsiaTheme="majorEastAsia"/>
+          <w:lang w:val="en-US"/>
+        </w:rPr>
+        <w:t>]. – URL: https://docs.vmware.com/en/VMware-ESXi/index.html (</w:t>
+      </w:r>
+      <w:r>
+        <w:rPr>
+          <w:rFonts w:eastAsiaTheme="majorEastAsia"/>
+        </w:rPr>
+        <w:t>дата</w:t>
+      </w:r>
+      <w:r>
+        <w:rPr>
+          <w:rFonts w:eastAsiaTheme="majorEastAsia"/>
+          <w:lang w:val="en-US"/>
+        </w:rPr>
+        <w:t xml:space="preserve"> </w:t>
+      </w:r>
+      <w:r>
+        <w:rPr>
+          <w:rFonts w:eastAsiaTheme="majorEastAsia"/>
+        </w:rPr>
+        <w:t>обращения</w:t>
+      </w:r>
+      <w:r>
+        <w:rPr>
+          <w:rFonts w:eastAsiaTheme="majorEastAsia"/>
+          <w:lang w:val="en-US"/>
+        </w:rPr>
+        <w:t>: 14.11.2025).</w:t>
       </w:r>
     </w:p>
     <w:p>
@@ -4792,7 +4785,7 @@
           <w:numId w:val="23"/>
         </w:numPr>
         <w:rPr>
-          <w:lang/>
+          <w:lang w:val="en-US"/>
         </w:rPr>
       </w:pPr>
       <w:r>
@@ -4800,23 +4793,49 @@
           <w:rFonts w:eastAsiaTheme="majorEastAsia"/>
           <w:b/>
           <w:bCs/>
-          <w:lang/>
+          <w:lang w:val="en-US"/>
         </w:rPr>
         <w:t>Red Hat, Inc.</w:t>
       </w:r>
       <w:r>
         <w:rPr>
           <w:rFonts w:eastAsiaTheme="majorEastAsia"/>
-          <w:lang/>
-        </w:rPr>
-        <w:t xml:space="preserve"> KVM Virtualization Overview [Электронный ресурс]. – URL: </w:t>
+          <w:lang w:val="en-US"/>
+        </w:rPr>
+        <w:t xml:space="preserve"> KVM Virtualization Overview [</w:t>
+      </w:r>
+      <w:r>
+        <w:rPr>
+          <w:rFonts w:eastAsiaTheme="majorEastAsia"/>
+        </w:rPr>
+        <w:t>Электронный</w:t>
+      </w:r>
+      <w:r>
+        <w:rPr>
+          <w:rFonts w:eastAsiaTheme="majorEastAsia"/>
+          <w:lang w:val="en-US"/>
+        </w:rPr>
+        <w:t xml:space="preserve"> </w:t>
+      </w:r>
+      <w:r>
+        <w:rPr>
+          <w:rFonts w:eastAsiaTheme="majorEastAsia"/>
+        </w:rPr>
+        <w:t>ресурс</w:t>
+      </w:r>
+      <w:r>
+        <w:rPr>
+          <w:rFonts w:eastAsiaTheme="majorEastAsia"/>
+          <w:lang w:val="en-US"/>
+        </w:rPr>
+        <w:t xml:space="preserve">]. – URL: </w:t>
       </w:r>
       <w:hyperlink r:id="rId9" w:tgtFrame="_new" w:history="1">
         <w:r>
           <w:rPr>
             <w:rStyle w:val="ae"/>
             <w:rFonts w:eastAsiaTheme="majorEastAsia"/>
-            <w:lang/>
+            <w:lang w:val="en-US"/>
           </w:rPr>
           <w:t>https://www.redhat.com/en/topics/virtualization/what-is-KVM</w:t>
         </w:r>
@@ -4824,9 +4843,35 @@
       <w:r>
         <w:rPr>
           <w:rFonts w:eastAsiaTheme="majorEastAsia"/>
-          <w:lang/>
-        </w:rPr>
-        <w:t xml:space="preserve"> (дата обращения: 14.11.2025).</w:t>
+          <w:lang w:val="en-US"/>
+        </w:rPr>
+        <w:t xml:space="preserve"> (</w:t>
+      </w:r>
+      <w:r>
+        <w:rPr>
+          <w:rFonts w:eastAsiaTheme="majorEastAsia"/>
+        </w:rPr>
+        <w:t>дата</w:t>
+      </w:r>
+      <w:r>
+        <w:rPr>
+          <w:rFonts w:eastAsiaTheme="majorEastAsia"/>
+          <w:lang w:val="en-US"/>
+        </w:rPr>
+        <w:t xml:space="preserve"> </w:t>
+      </w:r>
+      <w:r>
+        <w:rPr>
+          <w:rFonts w:eastAsiaTheme="majorEastAsia"/>
+        </w:rPr>
+        <w:t>обращения</w:t>
+      </w:r>
+      <w:r>
+        <w:rPr>
+          <w:rFonts w:eastAsiaTheme="majorEastAsia"/>
+          <w:lang w:val="en-US"/>
+        </w:rPr>
+        <w:t>: 14.11.2025).</w:t>
       </w:r>
     </w:p>
     <w:p>
@@ -5015,14 +5060,14 @@
     <w:p>
       <w:pPr>
         <w:rPr>
-          <w:lang/>
-        </w:rPr>
-      </w:pPr>
-    </w:p>
-    <w:p>
-      <w:pPr>
-        <w:rPr>
-          <w:lang/>
+          <w:lang w:val="en-US"/>
+        </w:rPr>
+      </w:pPr>
+    </w:p>
+    <w:p>
+      <w:pPr>
+        <w:rPr>
+          <w:lang w:val="en-US"/>
         </w:rPr>
       </w:pPr>
     </w:p>
@@ -5030,7 +5075,7 @@
       <w:pPr>
         <w:ind w:firstLine="0"/>
         <w:rPr>
-          <w:lang/>
+          <w:lang w:val="en-US"/>
         </w:rPr>
       </w:pPr>
     </w:p>
@@ -8734,7 +8779,7 @@
         <w:kern w:val="2"/>
         <w:sz w:val="24"/>
         <w:szCs w:val="24"/>
-        <w:lang w:eastAsia="en-US" w:bidi="ar-SA"/>
+        <w:lang w:val="ru-RU" w:eastAsia="en-US" w:bidi="ar-SA"/>
         <w14:ligatures w14:val="standardContextual"/>
       </w:rPr>
     </w:rPrDefault>
@@ -9135,7 +9180,7 @@
       <w:rFonts w:ascii="Times New Roman" w:eastAsia="Times New Roman" w:hAnsi="Times New Roman" w:cs="Times New Roman"/>
       <w:kern w:val="0"/>
       <w:sz w:val="28"/>
-      <w:lang w:val="ru-RU" w:eastAsia="ru-RU"/>
+      <w:lang w:eastAsia="ru-RU"/>
       <w14:ligatures w14:val="none"/>
     </w:rPr>
   </w:style>
@@ -9373,6 +9418,7 @@
   <w:style w:type="character" w:default="1" w:styleId="a0">
     <w:name w:val="Default Paragraph Font"/>
     <w:uiPriority w:val="1"/>
+    <w:semiHidden/>
     <w:unhideWhenUsed/>
   </w:style>
   <w:style w:type="table" w:default="1" w:styleId="a1">
